--- a/policies/build/masters/IMS.1_v2_master.docx
+++ b/policies/build/masters/IMS.1_v2_master.docx
@@ -11,40 +11,25 @@
         <w:rPr>
           <w:b/>
           <w:bCs/>
+          <w:sz w:val="28"/>
+          <w:szCs w:val="28"/>
+        </w:rPr>
+        <w:t>Policy on Information Needs of Stakeholders — Capture and Analysis of Data</w:t>
+      </w:r>
+    </w:p>
+    <w:p>
+      <w:pPr>
+        <w:spacing w:after="60"/>
+        <w:jc w:val="center"/>
+      </w:pPr>
+      <w:r>
+        <w:rPr>
+          <w:b/>
+          <w:bCs/>
           <w:sz w:val="32"/>
           <w:szCs w:val="32"/>
         </w:rPr>
         <w:t xml:space="preserve">«Hospital Name»</w:t>
-      </w:r>
-    </w:p>
-    <w:p>
-      <w:pPr>
-        <w:spacing w:after="60"/>
-        <w:jc w:val="center"/>
-      </w:pPr>
-      <w:r>
-        <w:rPr>
-          <w:b/>
-          <w:bCs/>
-          <w:sz w:val="28"/>
-          <w:szCs w:val="28"/>
-        </w:rPr>
-        <w:t xml:space="preserve">Information Needs of Stakeholders — Capture and Analysis of Data</w:t>
-      </w:r>
-    </w:p>
-    <w:p>
-      <w:pPr>
-        <w:spacing w:after="240"/>
-        <w:jc w:val="center"/>
-      </w:pPr>
-      <w:r>
-        <w:rPr>
-          <w:i/>
-          <w:iCs/>
-          <w:sz w:val="20"/>
-          <w:szCs w:val="20"/>
-        </w:rPr>
-        <w:t xml:space="preserve">Information needs, data capture, storage, retrieval and analysis.</w:t>
       </w:r>
     </w:p>
     <w:p>
@@ -2486,208 +2471,6 @@
         <w:t xml:space="preserve">The Medical Records Officer holds signed acknowledgements.</w:t>
       </w:r>
     </w:p>
-    <w:p>
-      <w:pPr>
-        <w:pStyle w:val="Heading1"/>
-        <w:spacing w:after="120" w:before="280"/>
-      </w:pPr>
-      <w:r>
-        <w:t xml:space="preserve">9. References</w:t>
-      </w:r>
-    </w:p>
-    <w:p>
-      <w:pPr>
-        <w:pStyle w:val="ListParagraph"/>
-        <w:numPr>
-          <w:ilvl w:val="0"/>
-          <w:numId w:val="1"/>
-        </w:numPr>
-        <w:spacing w:after="60"/>
-      </w:pPr>
-      <w:r>
-        <w:rPr>
-          <w:sz w:val="22"/>
-          <w:szCs w:val="22"/>
-        </w:rPr>
-        <w:t xml:space="preserve">National Accreditation Board for Hospitals and Healthcare Providers (NABH), Standards for Small Healthcare Organisations, 3rd Edition — Information Management System chapter, standard IMS.1.</w:t>
-      </w:r>
-    </w:p>
-    <w:p>
-      <w:pPr>
-        <w:pStyle w:val="ListParagraph"/>
-        <w:numPr>
-          <w:ilvl w:val="0"/>
-          <w:numId w:val="1"/>
-        </w:numPr>
-        <w:spacing w:after="60"/>
-      </w:pPr>
-      <w:r>
-        <w:rPr>
-          <w:sz w:val="22"/>
-          <w:szCs w:val="22"/>
-        </w:rPr>
-        <w:t xml:space="preserve">Electronic Health Record (EHR) Standards for India, 2016 (Ministry of Health and Family Welfare) — guidance cited by the chapter, not a copied statute.</w:t>
-      </w:r>
-    </w:p>
-    <w:p>
-      <w:pPr>
-        <w:pStyle w:val="ListParagraph"/>
-        <w:numPr>
-          <w:ilvl w:val="0"/>
-          <w:numId w:val="1"/>
-        </w:numPr>
-        <w:spacing w:after="60"/>
-      </w:pPr>
-      <w:r>
-        <w:rPr>
-          <w:sz w:val="22"/>
-          <w:szCs w:val="22"/>
-        </w:rPr>
-        <w:t xml:space="preserve">Ayushman Bharat Digital Mission (ABDM) Health Data Management Policy (National Health Authority) — guidance cited by the chapter.</w:t>
-      </w:r>
-    </w:p>
-    <w:p>
-      <w:pPr>
-        <w:pStyle w:val="ListParagraph"/>
-        <w:numPr>
-          <w:ilvl w:val="0"/>
-          <w:numId w:val="1"/>
-        </w:numPr>
-        <w:spacing w:after="60"/>
-      </w:pPr>
-      <w:r>
-        <w:rPr>
-          <w:sz w:val="22"/>
-          <w:szCs w:val="22"/>
-        </w:rPr>
-        <w:t xml:space="preserve">ISO/IEC 27001 and ISO 27799:2016 — guidance cited by the chapter for information-security management.</w:t>
-      </w:r>
-    </w:p>
-    <w:p>
-      <w:pPr>
-        <w:pStyle w:val="ListParagraph"/>
-        <w:numPr>
-          <w:ilvl w:val="0"/>
-          <w:numId w:val="1"/>
-        </w:numPr>
-        <w:spacing w:after="60"/>
-      </w:pPr>
-      <w:r>
-        <w:rPr>
-          <w:sz w:val="22"/>
-          <w:szCs w:val="22"/>
-        </w:rPr>
-        <w:t xml:space="preserve">Internal documents of «Hospital Name»: information-needs register; technology acquisition and maintenance plan; external-database contribution register; data-definition sheets.</w:t>
-      </w:r>
-    </w:p>
-    <w:p>
-      <w:pPr>
-        <w:pStyle w:val="Heading1"/>
-        <w:spacing w:after="120" w:before="280"/>
-      </w:pPr>
-      <w:r>
-        <w:t xml:space="preserve">10. Distribution</w:t>
-      </w:r>
-    </w:p>
-    <w:p>
-      <w:pPr>
-        <w:spacing w:after="140"/>
-      </w:pPr>
-      <w:r>
-        <w:rPr>
-          <w:sz w:val="22"/>
-          <w:szCs w:val="22"/>
-        </w:rPr>
-        <w:t xml:space="preserve">Official master copy: office of the Medical Superintendent, «Hospital Name», with the Medical Records Officer and the Quality Coordinator.</w:t>
-      </w:r>
-    </w:p>
-    <w:p>
-      <w:pPr>
-        <w:spacing w:after="140"/>
-      </w:pPr>
-      <w:r>
-        <w:rPr>
-          <w:sz w:val="22"/>
-          <w:szCs w:val="22"/>
-        </w:rPr>
-        <w:t xml:space="preserve">Copies issued to: IT / information-systems in-charge; department heads; quality office.</w:t>
-      </w:r>
-    </w:p>
-    <w:p>
-      <w:pPr>
-        <w:spacing w:after="140"/>
-      </w:pPr>
-      <w:r>
-        <w:rPr>
-          <w:sz w:val="22"/>
-          <w:szCs w:val="22"/>
-        </w:rPr>
-        <w:t xml:space="preserve">The current version is available to all staff at the «records-office policy file» and, if the hospital keeps an intranet, at «staff intranet / policies».</w:t>
-      </w:r>
-    </w:p>
-    <w:p>
-      <w:pPr>
-        <w:spacing w:after="140"/>
-      </w:pPr>
-      <w:r>
-        <w:rPr>
-          <w:sz w:val="22"/>
-          <w:szCs w:val="22"/>
-        </w:rPr>
-        <w:t xml:space="preserve">When a new version is issued, take old copies out of use.</w:t>
-      </w:r>
-    </w:p>
-    <w:p>
-      <w:pPr>
-        <w:pStyle w:val="Heading1"/>
-        <w:spacing w:after="120" w:before="280"/>
-      </w:pPr>
-      <w:r>
-        <w:t xml:space="preserve">11. Abbreviations</w:t>
-      </w:r>
-    </w:p>
-    <w:p>
-      <w:pPr>
-        <w:spacing w:after="140"/>
-      </w:pPr>
-      <w:r>
-        <w:rPr>
-          <w:sz w:val="22"/>
-          <w:szCs w:val="22"/>
-        </w:rPr>
-        <w:t xml:space="preserve">ABDM — Ayushman Bharat Digital Mission
-CAPA — corrective and preventive action
-EHR — electronic health record
-IMS — Information Management System (NABH SHCO chapter 10)
-IT — information technology
-NABH — National Accreditation Board for Hospitals and Healthcare Providers
-OE — objective element
-SHCO — Standards for Small Healthcare Organisations</w:t>
-      </w:r>
-    </w:p>
-    <w:p>
-      <w:pPr>
-        <w:pStyle w:val="Heading1"/>
-        <w:spacing w:after="120" w:before="280"/>
-      </w:pPr>
-      <w:r>
-        <w:t xml:space="preserve">12. Traceability to NABH SHCO 3rd Edition IMS.1</w:t>
-      </w:r>
-    </w:p>
-    <w:p>
-      <w:pPr>
-        <w:spacing w:after="120"/>
-      </w:pPr>
-      <w:r>
-        <w:rPr>
-          <w:i/>
-          <w:iCs/>
-          <w:sz w:val="20"/>
-          <w:szCs w:val="20"/>
-        </w:rPr>
-        <w:t xml:space="preserve">This table is an index. It is not how the policy is organised.</w:t>
-      </w:r>
-    </w:p>
     <w:tbl>
       <w:tblPr>
         <w:tblW w:type="pct" w:w="100%"/>
@@ -3257,7 +3040,92 @@
         <w:spacing w:after="120" w:before="280"/>
       </w:pPr>
       <w:r>
-        <w:t xml:space="preserve">13. Required Records / Evidence Checklist</w:t>
+        <w:t>9. Distribution</w:t>
+      </w:r>
+    </w:p>
+    <w:p>
+      <w:pPr>
+        <w:spacing w:after="140"/>
+      </w:pPr>
+      <w:r>
+        <w:rPr>
+          <w:sz w:val="22"/>
+          <w:szCs w:val="22"/>
+        </w:rPr>
+        <w:t xml:space="preserve">Official master copy: office of the Medical Superintendent, «Hospital Name», with the Medical Records Officer and the Quality Coordinator.</w:t>
+      </w:r>
+    </w:p>
+    <w:p>
+      <w:pPr>
+        <w:spacing w:after="140"/>
+      </w:pPr>
+      <w:r>
+        <w:rPr>
+          <w:sz w:val="22"/>
+          <w:szCs w:val="22"/>
+        </w:rPr>
+        <w:t xml:space="preserve">Copies issued to: IT / information-systems in-charge; department heads; quality office.</w:t>
+      </w:r>
+    </w:p>
+    <w:p>
+      <w:pPr>
+        <w:spacing w:after="140"/>
+      </w:pPr>
+      <w:r>
+        <w:rPr>
+          <w:sz w:val="22"/>
+          <w:szCs w:val="22"/>
+        </w:rPr>
+        <w:t xml:space="preserve">The current version is available to all staff at the «records-office policy file» and, if the hospital keeps an intranet, at «staff intranet / policies».</w:t>
+      </w:r>
+    </w:p>
+    <w:p>
+      <w:pPr>
+        <w:spacing w:after="140"/>
+      </w:pPr>
+      <w:r>
+        <w:rPr>
+          <w:sz w:val="22"/>
+          <w:szCs w:val="22"/>
+        </w:rPr>
+        <w:t xml:space="preserve">When a new version is issued, take old copies out of use.</w:t>
+      </w:r>
+    </w:p>
+    <w:p>
+      <w:pPr>
+        <w:pStyle w:val="Heading1"/>
+        <w:spacing w:after="120" w:before="280"/>
+      </w:pPr>
+      <w:r>
+        <w:t>10. Abbreviations</w:t>
+      </w:r>
+    </w:p>
+    <w:p>
+      <w:pPr>
+        <w:spacing w:after="140"/>
+      </w:pPr>
+      <w:r>
+        <w:rPr>
+          <w:sz w:val="22"/>
+          <w:szCs w:val="22"/>
+        </w:rPr>
+        <w:t xml:space="preserve">ABDM — Ayushman Bharat Digital Mission
+CAPA — corrective and preventive action
+EHR — electronic health record
+IMS — Information Management System (NABH SHCO chapter 10)
+IT — information technology
+NABH — National Accreditation Board for Hospitals and Healthcare Providers
+OE — objective element
+SHCO — Standards for Small Healthcare Organisations</w:t>
+      </w:r>
+    </w:p>
+    <w:p>
+      <w:pPr>
+        <w:pStyle w:val="Heading1"/>
+        <w:spacing w:after="120" w:before="280"/>
+      </w:pPr>
+      <w:r>
+        <w:t>11. Traceability to NABH SHCO 3rd Edition IMS.1</w:t>
       </w:r>
     </w:p>
     <w:p>
@@ -3271,6 +3139,29 @@
           <w:sz w:val="20"/>
           <w:szCs w:val="20"/>
         </w:rPr>
+        <w:t xml:space="preserve">This table is an index. It is not how the policy is organised.</w:t>
+      </w:r>
+    </w:p>
+    <w:p>
+      <w:pPr>
+        <w:pStyle w:val="Heading1"/>
+        <w:spacing w:after="120" w:before="280"/>
+      </w:pPr>
+      <w:r>
+        <w:t>12. Required Records / Evidence Checklist</w:t>
+      </w:r>
+    </w:p>
+    <w:p>
+      <w:pPr>
+        <w:spacing w:after="120"/>
+      </w:pPr>
+      <w:r>
+        <w:rPr>
+          <w:i/>
+          <w:iCs/>
+          <w:sz w:val="20"/>
+          <w:szCs w:val="20"/>
+        </w:rPr>
         <w:t xml:space="preserve">Records the hospital holds under this policy, listed by objective element.</w:t>
       </w:r>
     </w:p>
@@ -3589,6 +3480,100 @@
           <w:szCs w:val="22"/>
         </w:rPr>
         <w:t xml:space="preserve">Evidence that department-level parallel definitions were not in use.</w:t>
+      </w:r>
+    </w:p>
+    <w:p>
+      <w:pPr>
+        <w:pStyle w:val="Heading1"/>
+        <w:spacing w:after="120" w:before="280"/>
+      </w:pPr>
+      <w:r>
+        <w:t>13. References</w:t>
+      </w:r>
+    </w:p>
+    <w:p>
+      <w:pPr>
+        <w:pStyle w:val="ListParagraph"/>
+        <w:numPr>
+          <w:ilvl w:val="0"/>
+          <w:numId w:val="1"/>
+        </w:numPr>
+        <w:spacing w:after="60"/>
+      </w:pPr>
+      <w:r>
+        <w:rPr>
+          <w:sz w:val="22"/>
+          <w:szCs w:val="22"/>
+        </w:rPr>
+        <w:t xml:space="preserve">National Accreditation Board for Hospitals and Healthcare Providers (NABH), Standards for Small Healthcare Organisations, 3rd Edition — Information Management System chapter, standard IMS.1.</w:t>
+      </w:r>
+    </w:p>
+    <w:p>
+      <w:pPr>
+        <w:pStyle w:val="ListParagraph"/>
+        <w:numPr>
+          <w:ilvl w:val="0"/>
+          <w:numId w:val="1"/>
+        </w:numPr>
+        <w:spacing w:after="60"/>
+      </w:pPr>
+      <w:r>
+        <w:rPr>
+          <w:sz w:val="22"/>
+          <w:szCs w:val="22"/>
+        </w:rPr>
+        <w:t xml:space="preserve">Electronic Health Record (EHR) Standards for India, 2016 (Ministry of Health and Family Welfare) — guidance cited by the chapter, not a copied statute.</w:t>
+      </w:r>
+    </w:p>
+    <w:p>
+      <w:pPr>
+        <w:pStyle w:val="ListParagraph"/>
+        <w:numPr>
+          <w:ilvl w:val="0"/>
+          <w:numId w:val="1"/>
+        </w:numPr>
+        <w:spacing w:after="60"/>
+      </w:pPr>
+      <w:r>
+        <w:rPr>
+          <w:sz w:val="22"/>
+          <w:szCs w:val="22"/>
+        </w:rPr>
+        <w:t xml:space="preserve">Ayushman Bharat Digital Mission (ABDM) Health Data Management Policy (National Health Authority) — guidance cited by the chapter.</w:t>
+      </w:r>
+    </w:p>
+    <w:p>
+      <w:pPr>
+        <w:pStyle w:val="ListParagraph"/>
+        <w:numPr>
+          <w:ilvl w:val="0"/>
+          <w:numId w:val="1"/>
+        </w:numPr>
+        <w:spacing w:after="60"/>
+      </w:pPr>
+      <w:r>
+        <w:rPr>
+          <w:sz w:val="22"/>
+          <w:szCs w:val="22"/>
+        </w:rPr>
+        <w:t xml:space="preserve">ISO/IEC 27001 and ISO 27799:2016 — guidance cited by the chapter for information-security management.</w:t>
+      </w:r>
+    </w:p>
+    <w:p>
+      <w:pPr>
+        <w:pStyle w:val="ListParagraph"/>
+        <w:numPr>
+          <w:ilvl w:val="0"/>
+          <w:numId w:val="1"/>
+        </w:numPr>
+        <w:spacing w:after="60"/>
+      </w:pPr>
+      <w:r>
+        <w:rPr>
+          <w:sz w:val="22"/>
+          <w:szCs w:val="22"/>
+        </w:rPr>
+        <w:t xml:space="preserve">Internal documents of «Hospital Name»: information-needs register; technology acquisition and maintenance plan; external-database contribution register; data-definition sheets.</w:t>
       </w:r>
     </w:p>
     <w:p>
@@ -3713,7 +3698,7 @@
         <w:sz w:val="16"/>
         <w:szCs w:val="16"/>
       </w:rPr>
-      <w:t xml:space="preserve">«Hospital Name»  |  «IMS/POL/01»  |  Controlled document  |  Information Needs of Stakeholders — Capture and Analysis of Data</w:t>
+      <w:t>«Hospital Name»  |  «IMS/POL/01»  |  Controlled document  |  Policy on Information Needs of Stakeholders — Capture and Analysis of Data</w:t>
     </w:r>
   </w:p>
 </w:ftr>

--- a/policies/build/masters/IMS.1_v2_master.docx
+++ b/policies/build/masters/IMS.1_v2_master.docx
@@ -2488,6 +2488,7 @@
         <w:gridCol w:w="100"/>
         <w:gridCol w:w="100"/>
         <w:gridCol w:w="100"/>
+        <w:gridCol w:w="100"/>
       </w:tblGrid>
       <w:tr>
         <w:tc>
@@ -2515,6 +2516,26 @@
         </w:tc>
         <w:tc>
           <w:tcPr>
+            <w:tcW w:type="pct" w:w="12%"/>
+            <w:tcBorders>
+              <w:top w:val="single" w:color="999999" w:sz="4"/>
+              <w:left w:val="single" w:color="999999" w:sz="4"/>
+              <w:bottom w:val="single" w:color="999999" w:sz="4"/>
+              <w:right w:val="single" w:color="999999" w:sz="4"/>
+            </w:tcBorders>
+            <w:shd w:fill="E8E8E8" w:val="clear"/>
+          </w:tcPr>
+          <w:p>
+            <w:r>
+              <w:rPr>
+                <w:b/>
+              </w:rPr>
+              <w:t>Level</w:t>
+            </w:r>
+          </w:p>
+        </w:tc>
+        <w:tc>
+          <w:tcPr>
             <w:tcW w:type="pct" w:w="32%"/>
             <w:tcBorders>
               <w:top w:val="single" w:color="999999" w:sz="4"/>
@@ -2608,6 +2629,22 @@
         </w:tc>
         <w:tc>
           <w:tcPr>
+            <w:tcW w:type="pct" w:w="12%"/>
+            <w:tcBorders>
+              <w:top w:val="single" w:color="999999" w:sz="4"/>
+              <w:left w:val="single" w:color="999999" w:sz="4"/>
+              <w:bottom w:val="single" w:color="999999" w:sz="4"/>
+              <w:right w:val="single" w:color="999999" w:sz="4"/>
+            </w:tcBorders>
+          </w:tcPr>
+          <w:p>
+            <w:r>
+              <w:t>CORE*</w:t>
+            </w:r>
+          </w:p>
+        </w:tc>
+        <w:tc>
+          <w:tcPr>
             <w:tcW w:type="pct" w:w="32%"/>
             <w:tcBorders>
               <w:top w:val="single" w:color="999999" w:sz="4"/>
@@ -2698,6 +2735,22 @@
         </w:tc>
         <w:tc>
           <w:tcPr>
+            <w:tcW w:type="pct" w:w="12%"/>
+            <w:tcBorders>
+              <w:top w:val="single" w:color="999999" w:sz="4"/>
+              <w:left w:val="single" w:color="999999" w:sz="4"/>
+              <w:bottom w:val="single" w:color="999999" w:sz="4"/>
+              <w:right w:val="single" w:color="999999" w:sz="4"/>
+            </w:tcBorders>
+          </w:tcPr>
+          <w:p>
+            <w:r>
+              <w:t>Commitment</w:t>
+            </w:r>
+          </w:p>
+        </w:tc>
+        <w:tc>
+          <w:tcPr>
             <w:tcW w:type="pct" w:w="32%"/>
             <w:tcBorders>
               <w:top w:val="single" w:color="999999" w:sz="4"/>
@@ -2788,6 +2841,22 @@
         </w:tc>
         <w:tc>
           <w:tcPr>
+            <w:tcW w:type="pct" w:w="12%"/>
+            <w:tcBorders>
+              <w:top w:val="single" w:color="999999" w:sz="4"/>
+              <w:left w:val="single" w:color="999999" w:sz="4"/>
+              <w:bottom w:val="single" w:color="999999" w:sz="4"/>
+              <w:right w:val="single" w:color="999999" w:sz="4"/>
+            </w:tcBorders>
+          </w:tcPr>
+          <w:p>
+            <w:r>
+              <w:t>Commitment*</w:t>
+            </w:r>
+          </w:p>
+        </w:tc>
+        <w:tc>
+          <w:tcPr>
             <w:tcW w:type="pct" w:w="32%"/>
             <w:tcBorders>
               <w:top w:val="single" w:color="999999" w:sz="4"/>
@@ -2878,6 +2947,22 @@
         </w:tc>
         <w:tc>
           <w:tcPr>
+            <w:tcW w:type="pct" w:w="12%"/>
+            <w:tcBorders>
+              <w:top w:val="single" w:color="999999" w:sz="4"/>
+              <w:left w:val="single" w:color="999999" w:sz="4"/>
+              <w:bottom w:val="single" w:color="999999" w:sz="4"/>
+              <w:right w:val="single" w:color="999999" w:sz="4"/>
+            </w:tcBorders>
+          </w:tcPr>
+          <w:p>
+            <w:r>
+              <w:t>Commitment</w:t>
+            </w:r>
+          </w:p>
+        </w:tc>
+        <w:tc>
+          <w:tcPr>
             <w:tcW w:type="pct" w:w="32%"/>
             <w:tcBorders>
               <w:top w:val="single" w:color="999999" w:sz="4"/>
@@ -2968,6 +3053,22 @@
         </w:tc>
         <w:tc>
           <w:tcPr>
+            <w:tcW w:type="pct" w:w="12%"/>
+            <w:tcBorders>
+              <w:top w:val="single" w:color="999999" w:sz="4"/>
+              <w:left w:val="single" w:color="999999" w:sz="4"/>
+              <w:bottom w:val="single" w:color="999999" w:sz="4"/>
+              <w:right w:val="single" w:color="999999" w:sz="4"/>
+            </w:tcBorders>
+          </w:tcPr>
+          <w:p>
+            <w:r>
+              <w:t>Commitment</w:t>
+            </w:r>
+          </w:p>
+        </w:tc>
+        <w:tc>
+          <w:tcPr>
             <w:tcW w:type="pct" w:w="32%"/>
             <w:tcBorders>
               <w:top w:val="single" w:color="999999" w:sz="4"/>
@@ -3100,25 +3201,401 @@
         <w:t>10. Abbreviations</w:t>
       </w:r>
     </w:p>
-    <w:p>
-      <w:pPr>
-        <w:spacing w:after="140"/>
-      </w:pPr>
-      <w:r>
-        <w:rPr>
-          <w:sz w:val="22"/>
-          <w:szCs w:val="22"/>
-        </w:rPr>
-        <w:t xml:space="preserve">ABDM — Ayushman Bharat Digital Mission
-CAPA — corrective and preventive action
-EHR — electronic health record
-IMS — Information Management System (NABH SHCO chapter 10)
-IT — information technology
-NABH — National Accreditation Board for Hospitals and Healthcare Providers
-OE — objective element
-SHCO — Standards for Small Healthcare Organisations</w:t>
-      </w:r>
-    </w:p>
+    <w:tbl>
+      <w:tblPr>
+        <w:tblW w:type="pct" w:w="100%"/>
+        <w:tblBorders>
+          <w:top w:val="single" w:color="auto" w:sz="4"/>
+          <w:left w:val="single" w:color="auto" w:sz="4"/>
+          <w:bottom w:val="single" w:color="auto" w:sz="4"/>
+          <w:right w:val="single" w:color="auto" w:sz="4"/>
+          <w:insideH w:val="single" w:color="auto" w:sz="4"/>
+          <w:insideV w:val="single" w:color="auto" w:sz="4"/>
+        </w:tblBorders>
+      </w:tblPr>
+      <w:tblGrid>
+        <w:gridCol w:w="100"/>
+        <w:gridCol w:w="100"/>
+      </w:tblGrid>
+      <w:tr>
+        <w:tc>
+          <w:tcPr>
+            <w:tcW w:type="pct" w:w="22%"/>
+            <w:tcBorders>
+              <w:top w:val="single" w:color="999999" w:sz="4"/>
+              <w:left w:val="single" w:color="999999" w:sz="4"/>
+              <w:bottom w:val="single" w:color="999999" w:sz="4"/>
+              <w:right w:val="single" w:color="999999" w:sz="4"/>
+            </w:tcBorders>
+            <w:shd w:fill="E8E8E8" w:val="clear"/>
+          </w:tcPr>
+          <w:p>
+            <w:r>
+              <w:rPr>
+                <w:b/>
+              </w:rPr>
+              <w:t>Abbreviation</w:t>
+            </w:r>
+          </w:p>
+        </w:tc>
+        <w:tc>
+          <w:tcPr>
+            <w:tcW w:type="pct" w:w="22%"/>
+            <w:tcBorders>
+              <w:top w:val="single" w:color="999999" w:sz="4"/>
+              <w:left w:val="single" w:color="999999" w:sz="4"/>
+              <w:bottom w:val="single" w:color="999999" w:sz="4"/>
+              <w:right w:val="single" w:color="999999" w:sz="4"/>
+            </w:tcBorders>
+            <w:shd w:fill="E8E8E8" w:val="clear"/>
+          </w:tcPr>
+          <w:p>
+            <w:r>
+              <w:rPr>
+                <w:b/>
+              </w:rPr>
+              <w:t>Meaning</w:t>
+            </w:r>
+          </w:p>
+        </w:tc>
+      </w:tr>
+      <w:tr>
+        <w:tc>
+          <w:tcPr>
+            <w:tcW w:type="pct" w:w="22%"/>
+            <w:tcBorders>
+              <w:top w:val="single" w:color="999999" w:sz="4"/>
+              <w:left w:val="single" w:color="999999" w:sz="4"/>
+              <w:bottom w:val="single" w:color="999999" w:sz="4"/>
+              <w:right w:val="single" w:color="999999" w:sz="4"/>
+            </w:tcBorders>
+            <w:shd w:fill="E8E8E8" w:val="clear"/>
+          </w:tcPr>
+          <w:p>
+            <w:r>
+              <w:rPr>
+                <w:b w:val="0"/>
+              </w:rPr>
+              <w:t>ABDM</w:t>
+            </w:r>
+          </w:p>
+        </w:tc>
+        <w:tc>
+          <w:tcPr>
+            <w:tcW w:type="pct" w:w="22%"/>
+            <w:tcBorders>
+              <w:top w:val="single" w:color="999999" w:sz="4"/>
+              <w:left w:val="single" w:color="999999" w:sz="4"/>
+              <w:bottom w:val="single" w:color="999999" w:sz="4"/>
+              <w:right w:val="single" w:color="999999" w:sz="4"/>
+            </w:tcBorders>
+            <w:shd w:fill="E8E8E8" w:val="clear"/>
+          </w:tcPr>
+          <w:p>
+            <w:r>
+              <w:rPr>
+                <w:b w:val="0"/>
+              </w:rPr>
+              <w:t>Ayushman Bharat Digital Mission</w:t>
+            </w:r>
+          </w:p>
+        </w:tc>
+      </w:tr>
+      <w:tr>
+        <w:tc>
+          <w:tcPr>
+            <w:tcW w:type="pct" w:w="22%"/>
+            <w:tcBorders>
+              <w:top w:val="single" w:color="999999" w:sz="4"/>
+              <w:left w:val="single" w:color="999999" w:sz="4"/>
+              <w:bottom w:val="single" w:color="999999" w:sz="4"/>
+              <w:right w:val="single" w:color="999999" w:sz="4"/>
+            </w:tcBorders>
+            <w:shd w:fill="E8E8E8" w:val="clear"/>
+          </w:tcPr>
+          <w:p>
+            <w:r>
+              <w:rPr>
+                <w:b w:val="0"/>
+              </w:rPr>
+              <w:t>CAPA</w:t>
+            </w:r>
+          </w:p>
+        </w:tc>
+        <w:tc>
+          <w:tcPr>
+            <w:tcW w:type="pct" w:w="22%"/>
+            <w:tcBorders>
+              <w:top w:val="single" w:color="999999" w:sz="4"/>
+              <w:left w:val="single" w:color="999999" w:sz="4"/>
+              <w:bottom w:val="single" w:color="999999" w:sz="4"/>
+              <w:right w:val="single" w:color="999999" w:sz="4"/>
+            </w:tcBorders>
+            <w:shd w:fill="E8E8E8" w:val="clear"/>
+          </w:tcPr>
+          <w:p>
+            <w:r>
+              <w:rPr>
+                <w:b w:val="0"/>
+              </w:rPr>
+              <w:t>corrective and preventive action</w:t>
+            </w:r>
+          </w:p>
+        </w:tc>
+      </w:tr>
+      <w:tr>
+        <w:tc>
+          <w:tcPr>
+            <w:tcW w:type="pct" w:w="22%"/>
+            <w:tcBorders>
+              <w:top w:val="single" w:color="999999" w:sz="4"/>
+              <w:left w:val="single" w:color="999999" w:sz="4"/>
+              <w:bottom w:val="single" w:color="999999" w:sz="4"/>
+              <w:right w:val="single" w:color="999999" w:sz="4"/>
+            </w:tcBorders>
+            <w:shd w:fill="E8E8E8" w:val="clear"/>
+          </w:tcPr>
+          <w:p>
+            <w:r>
+              <w:rPr>
+                <w:b w:val="0"/>
+              </w:rPr>
+              <w:t>EHR</w:t>
+            </w:r>
+          </w:p>
+        </w:tc>
+        <w:tc>
+          <w:tcPr>
+            <w:tcW w:type="pct" w:w="22%"/>
+            <w:tcBorders>
+              <w:top w:val="single" w:color="999999" w:sz="4"/>
+              <w:left w:val="single" w:color="999999" w:sz="4"/>
+              <w:bottom w:val="single" w:color="999999" w:sz="4"/>
+              <w:right w:val="single" w:color="999999" w:sz="4"/>
+            </w:tcBorders>
+            <w:shd w:fill="E8E8E8" w:val="clear"/>
+          </w:tcPr>
+          <w:p>
+            <w:r>
+              <w:rPr>
+                <w:b w:val="0"/>
+              </w:rPr>
+              <w:t>electronic health record</w:t>
+            </w:r>
+          </w:p>
+        </w:tc>
+      </w:tr>
+      <w:tr>
+        <w:tc>
+          <w:tcPr>
+            <w:tcW w:type="pct" w:w="22%"/>
+            <w:tcBorders>
+              <w:top w:val="single" w:color="999999" w:sz="4"/>
+              <w:left w:val="single" w:color="999999" w:sz="4"/>
+              <w:bottom w:val="single" w:color="999999" w:sz="4"/>
+              <w:right w:val="single" w:color="999999" w:sz="4"/>
+            </w:tcBorders>
+            <w:shd w:fill="E8E8E8" w:val="clear"/>
+          </w:tcPr>
+          <w:p>
+            <w:r>
+              <w:rPr>
+                <w:b w:val="0"/>
+              </w:rPr>
+              <w:t>IMS</w:t>
+            </w:r>
+          </w:p>
+        </w:tc>
+        <w:tc>
+          <w:tcPr>
+            <w:tcW w:type="pct" w:w="22%"/>
+            <w:tcBorders>
+              <w:top w:val="single" w:color="999999" w:sz="4"/>
+              <w:left w:val="single" w:color="999999" w:sz="4"/>
+              <w:bottom w:val="single" w:color="999999" w:sz="4"/>
+              <w:right w:val="single" w:color="999999" w:sz="4"/>
+            </w:tcBorders>
+            <w:shd w:fill="E8E8E8" w:val="clear"/>
+          </w:tcPr>
+          <w:p>
+            <w:r>
+              <w:rPr>
+                <w:b w:val="0"/>
+              </w:rPr>
+              <w:t>Information Management System (NABH SHCO chapter 10)</w:t>
+            </w:r>
+          </w:p>
+        </w:tc>
+      </w:tr>
+      <w:tr>
+        <w:tc>
+          <w:tcPr>
+            <w:tcW w:type="pct" w:w="22%"/>
+            <w:tcBorders>
+              <w:top w:val="single" w:color="999999" w:sz="4"/>
+              <w:left w:val="single" w:color="999999" w:sz="4"/>
+              <w:bottom w:val="single" w:color="999999" w:sz="4"/>
+              <w:right w:val="single" w:color="999999" w:sz="4"/>
+            </w:tcBorders>
+            <w:shd w:fill="E8E8E8" w:val="clear"/>
+          </w:tcPr>
+          <w:p>
+            <w:r>
+              <w:rPr>
+                <w:b w:val="0"/>
+              </w:rPr>
+              <w:t>IT</w:t>
+            </w:r>
+          </w:p>
+        </w:tc>
+        <w:tc>
+          <w:tcPr>
+            <w:tcW w:type="pct" w:w="22%"/>
+            <w:tcBorders>
+              <w:top w:val="single" w:color="999999" w:sz="4"/>
+              <w:left w:val="single" w:color="999999" w:sz="4"/>
+              <w:bottom w:val="single" w:color="999999" w:sz="4"/>
+              <w:right w:val="single" w:color="999999" w:sz="4"/>
+            </w:tcBorders>
+            <w:shd w:fill="E8E8E8" w:val="clear"/>
+          </w:tcPr>
+          <w:p>
+            <w:r>
+              <w:rPr>
+                <w:b w:val="0"/>
+              </w:rPr>
+              <w:t>information technology</w:t>
+            </w:r>
+          </w:p>
+        </w:tc>
+      </w:tr>
+      <w:tr>
+        <w:tc>
+          <w:tcPr>
+            <w:tcW w:type="pct" w:w="22%"/>
+            <w:tcBorders>
+              <w:top w:val="single" w:color="999999" w:sz="4"/>
+              <w:left w:val="single" w:color="999999" w:sz="4"/>
+              <w:bottom w:val="single" w:color="999999" w:sz="4"/>
+              <w:right w:val="single" w:color="999999" w:sz="4"/>
+            </w:tcBorders>
+            <w:shd w:fill="E8E8E8" w:val="clear"/>
+          </w:tcPr>
+          <w:p>
+            <w:r>
+              <w:rPr>
+                <w:b w:val="0"/>
+              </w:rPr>
+              <w:t>NABH</w:t>
+            </w:r>
+          </w:p>
+        </w:tc>
+        <w:tc>
+          <w:tcPr>
+            <w:tcW w:type="pct" w:w="22%"/>
+            <w:tcBorders>
+              <w:top w:val="single" w:color="999999" w:sz="4"/>
+              <w:left w:val="single" w:color="999999" w:sz="4"/>
+              <w:bottom w:val="single" w:color="999999" w:sz="4"/>
+              <w:right w:val="single" w:color="999999" w:sz="4"/>
+            </w:tcBorders>
+            <w:shd w:fill="E8E8E8" w:val="clear"/>
+          </w:tcPr>
+          <w:p>
+            <w:r>
+              <w:rPr>
+                <w:b w:val="0"/>
+              </w:rPr>
+              <w:t>National Accreditation Board for Hospitals and Healthcare Providers</w:t>
+            </w:r>
+          </w:p>
+        </w:tc>
+      </w:tr>
+      <w:tr>
+        <w:tc>
+          <w:tcPr>
+            <w:tcW w:type="pct" w:w="22%"/>
+            <w:tcBorders>
+              <w:top w:val="single" w:color="999999" w:sz="4"/>
+              <w:left w:val="single" w:color="999999" w:sz="4"/>
+              <w:bottom w:val="single" w:color="999999" w:sz="4"/>
+              <w:right w:val="single" w:color="999999" w:sz="4"/>
+            </w:tcBorders>
+            <w:shd w:fill="E8E8E8" w:val="clear"/>
+          </w:tcPr>
+          <w:p>
+            <w:r>
+              <w:rPr>
+                <w:b w:val="0"/>
+              </w:rPr>
+              <w:t>OE</w:t>
+            </w:r>
+          </w:p>
+        </w:tc>
+        <w:tc>
+          <w:tcPr>
+            <w:tcW w:type="pct" w:w="22%"/>
+            <w:tcBorders>
+              <w:top w:val="single" w:color="999999" w:sz="4"/>
+              <w:left w:val="single" w:color="999999" w:sz="4"/>
+              <w:bottom w:val="single" w:color="999999" w:sz="4"/>
+              <w:right w:val="single" w:color="999999" w:sz="4"/>
+            </w:tcBorders>
+            <w:shd w:fill="E8E8E8" w:val="clear"/>
+          </w:tcPr>
+          <w:p>
+            <w:r>
+              <w:rPr>
+                <w:b w:val="0"/>
+              </w:rPr>
+              <w:t>objective element</w:t>
+            </w:r>
+          </w:p>
+        </w:tc>
+      </w:tr>
+      <w:tr>
+        <w:tc>
+          <w:tcPr>
+            <w:tcW w:type="pct" w:w="22%"/>
+            <w:tcBorders>
+              <w:top w:val="single" w:color="999999" w:sz="4"/>
+              <w:left w:val="single" w:color="999999" w:sz="4"/>
+              <w:bottom w:val="single" w:color="999999" w:sz="4"/>
+              <w:right w:val="single" w:color="999999" w:sz="4"/>
+            </w:tcBorders>
+            <w:shd w:fill="E8E8E8" w:val="clear"/>
+          </w:tcPr>
+          <w:p>
+            <w:r>
+              <w:rPr>
+                <w:b w:val="0"/>
+              </w:rPr>
+              <w:t>SHCO</w:t>
+            </w:r>
+          </w:p>
+        </w:tc>
+        <w:tc>
+          <w:tcPr>
+            <w:tcW w:type="pct" w:w="22%"/>
+            <w:tcBorders>
+              <w:top w:val="single" w:color="999999" w:sz="4"/>
+              <w:left w:val="single" w:color="999999" w:sz="4"/>
+              <w:bottom w:val="single" w:color="999999" w:sz="4"/>
+              <w:right w:val="single" w:color="999999" w:sz="4"/>
+            </w:tcBorders>
+            <w:shd w:fill="E8E8E8" w:val="clear"/>
+          </w:tcPr>
+          <w:p>
+            <w:r>
+              <w:rPr>
+                <w:b w:val="0"/>
+              </w:rPr>
+              <w:t>Standards for Small Healthcare Organisations</w:t>
+            </w:r>
+          </w:p>
+        </w:tc>
+      </w:tr>
+    </w:tbl>
     <w:p>
       <w:pPr>
         <w:pStyle w:val="Heading1"/>

--- a/policies/build/masters/IMS.1_v2_master.docx
+++ b/policies/build/masters/IMS.1_v2_master.docx
@@ -677,31 +677,7 @@
           <w:sz w:val="22"/>
           <w:szCs w:val="22"/>
         </w:rPr>
-        <w:t xml:space="preserve">The chapter intent is that the right information is available to the right person at the right time, in an authenticated, secure and accurate manner.</w:t>
-      </w:r>
-    </w:p>
-    <w:p>
-      <w:pPr>
-        <w:spacing w:after="140"/>
-      </w:pPr>
-      <w:r>
-        <w:rPr>
-          <w:sz w:val="22"/>
-          <w:szCs w:val="22"/>
-        </w:rPr>
         <w:t xml:space="preserve">IMS.1 owns the information-needs system and the data-capture/analysis method. IMS.2 owns the medical record itself. IMS.4 owns confidentiality, integrity and security. IMS.5 owns document control and retention.</w:t>
-      </w:r>
-    </w:p>
-    <w:p>
-      <w:pPr>
-        <w:spacing w:after="140"/>
-      </w:pPr>
-      <w:r>
-        <w:rPr>
-          <w:sz w:val="22"/>
-          <w:szCs w:val="22"/>
-        </w:rPr>
-        <w:t xml:space="preserve">Words marked «like this» are defaults a small hospital can keep. A blank marked «________» has no sensible default. Fill it in before this document is signed.</w:t>
       </w:r>
     </w:p>
     <w:p>
@@ -739,14 +715,194 @@
     </w:p>
     <w:p>
       <w:pPr>
-        <w:spacing w:after="140"/>
-      </w:pPr>
-      <w:r>
-        <w:rPr>
-          <w:sz w:val="22"/>
-          <w:szCs w:val="22"/>
-        </w:rPr>
-        <w:t xml:space="preserve">Boundaries with other policies of «Hospital Name»:</w:t>
+        <w:pStyle w:val="Heading1"/>
+        <w:spacing w:after="120" w:before="280"/>
+      </w:pPr>
+      <w:r>
+        <w:t xml:space="preserve">3. Policy standards</w:t>
+      </w:r>
+    </w:p>
+    <w:p>
+      <w:pPr>
+        <w:spacing w:after="140"/>
+      </w:pPr>
+      <w:r>
+        <w:rPr>
+          <w:sz w:val="22"/>
+          <w:szCs w:val="22"/>
+        </w:rPr>
+        <w:t xml:space="preserve">«Hospital Name» identifies, captures and disseminates the information needs of patients, visitors, staff, management, external agencies and the community.</w:t>
+      </w:r>
+    </w:p>
+    <w:p>
+      <w:pPr>
+        <w:spacing w:after="140"/>
+      </w:pPr>
+      <w:r>
+        <w:rPr>
+          <w:sz w:val="22"/>
+          <w:szCs w:val="22"/>
+        </w:rPr>
+        <w:t xml:space="preserve">Information-management and technology acquisitions and the maintenance plan are in consonance with those identified needs. Data is stored and retrieved according to those needs.</w:t>
+      </w:r>
+    </w:p>
+    <w:p>
+      <w:pPr>
+        <w:spacing w:after="140"/>
+      </w:pPr>
+      <w:r>
+        <w:rPr>
+          <w:sz w:val="22"/>
+          <w:szCs w:val="22"/>
+        </w:rPr>
+        <w:t xml:space="preserve">«Hospital Name» contributes to external databases in accordance with law and regulations. Processes for data collection are standardised, and data is analysed to meet the information needs.</w:t>
+      </w:r>
+    </w:p>
+    <w:p>
+      <w:pPr>
+        <w:spacing w:after="140"/>
+      </w:pPr>
+      <w:r>
+        <w:rPr>
+          <w:sz w:val="22"/>
+          <w:szCs w:val="22"/>
+        </w:rPr>
+        <w:t xml:space="preserve">«Hospital Name» does not buy or keep an information system that does not match identified needs, and does not collect data that nobody uses.</w:t>
+      </w:r>
+    </w:p>
+    <w:p>
+      <w:pPr>
+        <w:pStyle w:val="Heading1"/>
+        <w:spacing w:after="120" w:before="280"/>
+      </w:pPr>
+      <w:r>
+        <w:t xml:space="preserve">4. Non-negotiable rules</w:t>
+      </w:r>
+    </w:p>
+    <w:p>
+      <w:pPr>
+        <w:spacing w:after="140"/>
+      </w:pPr>
+      <w:r>
+        <w:rPr>
+          <w:sz w:val="22"/>
+          <w:szCs w:val="22"/>
+        </w:rPr>
+        <w:t xml:space="preserve">The following are prohibited. There is no convenience exception.</w:t>
+      </w:r>
+    </w:p>
+    <w:p>
+      <w:pPr>
+        <w:spacing w:after="80"/>
+      </w:pPr>
+      <w:r>
+        <w:rPr>
+          <w:sz w:val="22"/>
+          <w:szCs w:val="22"/>
+        </w:rPr>
+        <w:t xml:space="preserve">1. Operating without a current, documented map of information needs covering patients, visitors, staff, management, external agencies and the community.</w:t>
+      </w:r>
+    </w:p>
+    <w:p>
+      <w:pPr>
+        <w:spacing w:after="80"/>
+      </w:pPr>
+      <w:r>
+        <w:rPr>
+          <w:sz w:val="22"/>
+          <w:szCs w:val="22"/>
+        </w:rPr>
+        <w:t xml:space="preserve">2. Acquiring or maintaining an information-management or technology system that is not matched to the identified information needs.</w:t>
+      </w:r>
+    </w:p>
+    <w:p>
+      <w:pPr>
+        <w:spacing w:after="80"/>
+      </w:pPr>
+      <w:r>
+        <w:rPr>
+          <w:sz w:val="22"/>
+          <w:szCs w:val="22"/>
+        </w:rPr>
+        <w:t xml:space="preserve">3. Storing data that cannot be retrieved when a documented information need requires it.</w:t>
+      </w:r>
+    </w:p>
+    <w:p>
+      <w:pPr>
+        <w:spacing w:after="80"/>
+      </w:pPr>
+      <w:r>
+        <w:rPr>
+          <w:sz w:val="22"/>
+          <w:szCs w:val="22"/>
+        </w:rPr>
+        <w:t xml:space="preserve">4. Contributing patient or organisational data to an external database without a recorded legal or regulatory basis.</w:t>
+      </w:r>
+    </w:p>
+    <w:p>
+      <w:pPr>
+        <w:spacing w:after="80"/>
+      </w:pPr>
+      <w:r>
+        <w:rPr>
+          <w:sz w:val="22"/>
+          <w:szCs w:val="22"/>
+        </w:rPr>
+        <w:t xml:space="preserve">5. Collecting the same data by different methods in different departments so that it cannot be analysed.</w:t>
+      </w:r>
+    </w:p>
+    <w:p>
+      <w:pPr>
+        <w:spacing w:after="140"/>
+      </w:pPr>
+      <w:r>
+        <w:rPr>
+          <w:sz w:val="22"/>
+          <w:szCs w:val="22"/>
+        </w:rPr>
+        <w:t xml:space="preserve">Staff who identify one of these gaps report it to the «Medical Records Officer» or the «Quality Coordinator» within the same working week.</w:t>
+      </w:r>
+    </w:p>
+    <w:p>
+      <w:pPr>
+        <w:pStyle w:val="Heading1"/>
+        <w:spacing w:after="120" w:before="280"/>
+      </w:pPr>
+      <w:r>
+        <w:t xml:space="preserve">5. What we do</w:t>
+      </w:r>
+    </w:p>
+    <w:p>
+      <w:pPr>
+        <w:pStyle w:val="Heading2"/>
+        <w:spacing w:after="100" w:before="220"/>
+      </w:pPr>
+      <w:r>
+        <w:t xml:space="preserve">5.1 Identify, capture and disseminate information needs</w:t>
+      </w:r>
+    </w:p>
+    <w:p>
+      <w:pPr>
+        <w:spacing w:after="140"/>
+      </w:pPr>
+      <w:r>
+        <w:rPr>
+          <w:sz w:val="22"/>
+          <w:szCs w:val="22"/>
+        </w:rPr>
+        <w:t xml:space="preserve">«Hospital Name» identifies, captures and disseminates the information needs of patients, visitors, staff, management, external agencies and the community.</w:t>
+      </w:r>
+    </w:p>
+    <w:p>
+      <w:pPr>
+        <w:spacing w:after="140"/>
+      </w:pPr>
+      <w:r>
+        <w:rPr>
+          <w:sz w:val="22"/>
+          <w:szCs w:val="22"/>
+        </w:rPr>
+        <w:t xml:space="preserve">The «Medical Records Officer» holds an information-needs register. The register lists, for each stakeholder group:</w:t>
       </w:r>
     </w:p>
     <w:p>
@@ -763,7 +919,7 @@
           <w:sz w:val="22"/>
           <w:szCs w:val="22"/>
         </w:rPr>
-        <w:t xml:space="preserve">IMS.2 owns the complete and accurate medical record. This policy owns organisation-wide information needs and data analysis, not the clinical-record form.</w:t>
+        <w:t xml:space="preserve">what information they need (for example waiting times and visiting hours for patients and visitors; duty rosters and protocols for staff; occupancy and quality indicators for management; statutory returns for external agencies; public-health notices for the community);</w:t>
       </w:r>
     </w:p>
     <w:p>
@@ -780,7 +936,7 @@
           <w:sz w:val="22"/>
           <w:szCs w:val="22"/>
         </w:rPr>
-        <w:t xml:space="preserve">PSQ.2 owns key indicators. This policy owns that data collection is standardised so those indicators (and other needs) can be met.</w:t>
+        <w:t xml:space="preserve">the source of that information;</w:t>
       </w:r>
     </w:p>
     <w:p>
@@ -797,266 +953,6 @@
           <w:sz w:val="22"/>
           <w:szCs w:val="22"/>
         </w:rPr>
-        <w:t xml:space="preserve">IMS.4 owns confidentiality when information is disseminated. This policy owns who needs what information, not the disclosure gate.</w:t>
-      </w:r>
-    </w:p>
-    <w:p>
-      <w:pPr>
-        <w:pStyle w:val="ListParagraph"/>
-        <w:numPr>
-          <w:ilvl w:val="0"/>
-          <w:numId w:val="1"/>
-        </w:numPr>
-        <w:spacing w:after="60"/>
-      </w:pPr>
-      <w:r>
-        <w:rPr>
-          <w:sz w:val="22"/>
-          <w:szCs w:val="22"/>
-        </w:rPr>
-        <w:t xml:space="preserve">External-database contribution is done in accordance with law and regulations. This policy does not import a named Act as a checklist.</w:t>
-      </w:r>
-    </w:p>
-    <w:p>
-      <w:pPr>
-        <w:pStyle w:val="Heading1"/>
-        <w:spacing w:after="120" w:before="280"/>
-      </w:pPr>
-      <w:r>
-        <w:t xml:space="preserve">3. Policy standards</w:t>
-      </w:r>
-    </w:p>
-    <w:p>
-      <w:pPr>
-        <w:spacing w:after="140"/>
-      </w:pPr>
-      <w:r>
-        <w:rPr>
-          <w:sz w:val="22"/>
-          <w:szCs w:val="22"/>
-        </w:rPr>
-        <w:t xml:space="preserve">«Hospital Name» identifies, captures and disseminates the information needs of patients, visitors, staff, management, external agencies and the community.</w:t>
-      </w:r>
-    </w:p>
-    <w:p>
-      <w:pPr>
-        <w:spacing w:after="140"/>
-      </w:pPr>
-      <w:r>
-        <w:rPr>
-          <w:sz w:val="22"/>
-          <w:szCs w:val="22"/>
-        </w:rPr>
-        <w:t xml:space="preserve">Information-management and technology acquisitions and the maintenance plan are in consonance with those identified needs. Data is stored and retrieved according to those needs.</w:t>
-      </w:r>
-    </w:p>
-    <w:p>
-      <w:pPr>
-        <w:spacing w:after="140"/>
-      </w:pPr>
-      <w:r>
-        <w:rPr>
-          <w:sz w:val="22"/>
-          <w:szCs w:val="22"/>
-        </w:rPr>
-        <w:t xml:space="preserve">«Hospital Name» contributes to external databases in accordance with law and regulations. Processes for data collection are standardised, and data is analysed to meet the information needs.</w:t>
-      </w:r>
-    </w:p>
-    <w:p>
-      <w:pPr>
-        <w:spacing w:after="140"/>
-      </w:pPr>
-      <w:r>
-        <w:rPr>
-          <w:sz w:val="22"/>
-          <w:szCs w:val="22"/>
-        </w:rPr>
-        <w:t xml:space="preserve">«Hospital Name» does not buy or keep an information system that does not match identified needs, and does not collect data that nobody uses.</w:t>
-      </w:r>
-    </w:p>
-    <w:p>
-      <w:pPr>
-        <w:pStyle w:val="Heading1"/>
-        <w:spacing w:after="120" w:before="280"/>
-      </w:pPr>
-      <w:r>
-        <w:t xml:space="preserve">4. Non-negotiable rules</w:t>
-      </w:r>
-    </w:p>
-    <w:p>
-      <w:pPr>
-        <w:spacing w:after="140"/>
-      </w:pPr>
-      <w:r>
-        <w:rPr>
-          <w:sz w:val="22"/>
-          <w:szCs w:val="22"/>
-        </w:rPr>
-        <w:t xml:space="preserve">The following are prohibited. There is no convenience exception.</w:t>
-      </w:r>
-    </w:p>
-    <w:p>
-      <w:pPr>
-        <w:spacing w:after="80"/>
-      </w:pPr>
-      <w:r>
-        <w:rPr>
-          <w:sz w:val="22"/>
-          <w:szCs w:val="22"/>
-        </w:rPr>
-        <w:t xml:space="preserve">1. Operating without a current, documented map of information needs covering patients, visitors, staff, management, external agencies and the community.</w:t>
-      </w:r>
-    </w:p>
-    <w:p>
-      <w:pPr>
-        <w:spacing w:after="80"/>
-      </w:pPr>
-      <w:r>
-        <w:rPr>
-          <w:sz w:val="22"/>
-          <w:szCs w:val="22"/>
-        </w:rPr>
-        <w:t xml:space="preserve">2. Acquiring or maintaining an information-management or technology system that is not matched to the identified information needs.</w:t>
-      </w:r>
-    </w:p>
-    <w:p>
-      <w:pPr>
-        <w:spacing w:after="80"/>
-      </w:pPr>
-      <w:r>
-        <w:rPr>
-          <w:sz w:val="22"/>
-          <w:szCs w:val="22"/>
-        </w:rPr>
-        <w:t xml:space="preserve">3. Storing data that cannot be retrieved when a documented information need requires it.</w:t>
-      </w:r>
-    </w:p>
-    <w:p>
-      <w:pPr>
-        <w:spacing w:after="80"/>
-      </w:pPr>
-      <w:r>
-        <w:rPr>
-          <w:sz w:val="22"/>
-          <w:szCs w:val="22"/>
-        </w:rPr>
-        <w:t xml:space="preserve">4. Contributing patient or organisational data to an external database without a recorded legal or regulatory basis.</w:t>
-      </w:r>
-    </w:p>
-    <w:p>
-      <w:pPr>
-        <w:spacing w:after="80"/>
-      </w:pPr>
-      <w:r>
-        <w:rPr>
-          <w:sz w:val="22"/>
-          <w:szCs w:val="22"/>
-        </w:rPr>
-        <w:t xml:space="preserve">5. Collecting the same data by different methods in different departments so that it cannot be analysed.</w:t>
-      </w:r>
-    </w:p>
-    <w:p>
-      <w:pPr>
-        <w:spacing w:after="140"/>
-      </w:pPr>
-      <w:r>
-        <w:rPr>
-          <w:sz w:val="22"/>
-          <w:szCs w:val="22"/>
-        </w:rPr>
-        <w:t xml:space="preserve">Staff who identify one of these gaps report it to the «Medical Records Officer» or the «Quality Coordinator» within the same working week.</w:t>
-      </w:r>
-    </w:p>
-    <w:p>
-      <w:pPr>
-        <w:pStyle w:val="Heading1"/>
-        <w:spacing w:after="120" w:before="280"/>
-      </w:pPr>
-      <w:r>
-        <w:t xml:space="preserve">5. What we do</w:t>
-      </w:r>
-    </w:p>
-    <w:p>
-      <w:pPr>
-        <w:pStyle w:val="Heading2"/>
-        <w:spacing w:after="100" w:before="220"/>
-      </w:pPr>
-      <w:r>
-        <w:t xml:space="preserve">5.1 Identify, capture and disseminate information needs</w:t>
-      </w:r>
-    </w:p>
-    <w:p>
-      <w:pPr>
-        <w:spacing w:after="140"/>
-      </w:pPr>
-      <w:r>
-        <w:rPr>
-          <w:sz w:val="22"/>
-          <w:szCs w:val="22"/>
-        </w:rPr>
-        <w:t xml:space="preserve">«Hospital Name» identifies, captures and disseminates the information needs of patients, visitors, staff, management, external agencies and the community.</w:t>
-      </w:r>
-    </w:p>
-    <w:p>
-      <w:pPr>
-        <w:spacing w:after="140"/>
-      </w:pPr>
-      <w:r>
-        <w:rPr>
-          <w:sz w:val="22"/>
-          <w:szCs w:val="22"/>
-        </w:rPr>
-        <w:t xml:space="preserve">The «Medical Records Officer» holds an information-needs register. The register lists, for each stakeholder group:</w:t>
-      </w:r>
-    </w:p>
-    <w:p>
-      <w:pPr>
-        <w:pStyle w:val="ListParagraph"/>
-        <w:numPr>
-          <w:ilvl w:val="0"/>
-          <w:numId w:val="1"/>
-        </w:numPr>
-        <w:spacing w:after="60"/>
-      </w:pPr>
-      <w:r>
-        <w:rPr>
-          <w:sz w:val="22"/>
-          <w:szCs w:val="22"/>
-        </w:rPr>
-        <w:t xml:space="preserve">what information they need (for example waiting times and visiting hours for patients and visitors; duty rosters and protocols for staff; occupancy and quality indicators for management; statutory returns for external agencies; public-health notices for the community);</w:t>
-      </w:r>
-    </w:p>
-    <w:p>
-      <w:pPr>
-        <w:pStyle w:val="ListParagraph"/>
-        <w:numPr>
-          <w:ilvl w:val="0"/>
-          <w:numId w:val="1"/>
-        </w:numPr>
-        <w:spacing w:after="60"/>
-      </w:pPr>
-      <w:r>
-        <w:rPr>
-          <w:sz w:val="22"/>
-          <w:szCs w:val="22"/>
-        </w:rPr>
-        <w:t xml:space="preserve">the source of that information;</w:t>
-      </w:r>
-    </w:p>
-    <w:p>
-      <w:pPr>
-        <w:pStyle w:val="ListParagraph"/>
-        <w:numPr>
-          <w:ilvl w:val="0"/>
-          <w:numId w:val="1"/>
-        </w:numPr>
-        <w:spacing w:after="60"/>
-      </w:pPr>
-      <w:r>
-        <w:rPr>
-          <w:sz w:val="22"/>
-          <w:szCs w:val="22"/>
-        </w:rPr>
         <w:t xml:space="preserve">who disseminates it, by what channel (notice board, counselling, intranet, statutory portal), and how often.</w:t>
       </w:r>
     </w:p>
@@ -1069,7 +965,7 @@
           <w:sz w:val="22"/>
           <w:szCs w:val="22"/>
         </w:rPr>
-        <w:t xml:space="preserve">The register is reviewed «annually» and when a new service, a new statutory return or a significant change in patient mix is introduced. Obsolete information is withdrawn so that staff, patients and visitors are not confused by out-of-date notices (chapter intent).</w:t>
+        <w:t>The register is reviewed «annually» and when a new service, a new statutory return or a significant change in patient mix is introduced. Obsolete information is withdrawn so that staff, patients and visitors are not confused by out-of-date notices.</w:t>
       </w:r>
     </w:p>
     <w:p>

--- a/policies/build/masters/IMS.1_v2_master.docx
+++ b/policies/build/masters/IMS.1_v2_master.docx
@@ -2367,6 +2367,490 @@
         <w:t xml:space="preserve">The Medical Records Officer holds signed acknowledgements.</w:t>
       </w:r>
     </w:p>
+    <w:p>
+      <w:pPr>
+        <w:pStyle w:val="Heading1"/>
+        <w:spacing w:after="120" w:before="280"/>
+      </w:pPr>
+      <w:r>
+        <w:t>9. Distribution</w:t>
+      </w:r>
+    </w:p>
+    <w:p>
+      <w:pPr>
+        <w:spacing w:after="140"/>
+      </w:pPr>
+      <w:r>
+        <w:rPr>
+          <w:sz w:val="22"/>
+          <w:szCs w:val="22"/>
+        </w:rPr>
+        <w:t xml:space="preserve">Official master copy: office of the Medical Superintendent, «Hospital Name», with the Medical Records Officer and the Quality Coordinator.</w:t>
+      </w:r>
+    </w:p>
+    <w:p>
+      <w:pPr>
+        <w:spacing w:after="140"/>
+      </w:pPr>
+      <w:r>
+        <w:rPr>
+          <w:sz w:val="22"/>
+          <w:szCs w:val="22"/>
+        </w:rPr>
+        <w:t xml:space="preserve">Copies issued to: IT / information-systems in-charge; department heads; quality office.</w:t>
+      </w:r>
+    </w:p>
+    <w:p>
+      <w:pPr>
+        <w:spacing w:after="140"/>
+      </w:pPr>
+      <w:r>
+        <w:rPr>
+          <w:sz w:val="22"/>
+          <w:szCs w:val="22"/>
+        </w:rPr>
+        <w:t xml:space="preserve">The current version is available to all staff at the «records-office policy file» and, if the hospital keeps an intranet, at «staff intranet / policies».</w:t>
+      </w:r>
+    </w:p>
+    <w:p>
+      <w:pPr>
+        <w:spacing w:after="140"/>
+      </w:pPr>
+      <w:r>
+        <w:rPr>
+          <w:sz w:val="22"/>
+          <w:szCs w:val="22"/>
+        </w:rPr>
+        <w:t xml:space="preserve">When a new version is issued, take old copies out of use.</w:t>
+      </w:r>
+    </w:p>
+    <w:p>
+      <w:pPr>
+        <w:pStyle w:val="Heading1"/>
+        <w:spacing w:after="120" w:before="280"/>
+      </w:pPr>
+      <w:r>
+        <w:t>10. Abbreviations</w:t>
+      </w:r>
+    </w:p>
+    <w:tbl>
+      <w:tblPr>
+        <w:tblW w:type="pct" w:w="100%"/>
+        <w:tblBorders>
+          <w:top w:val="single" w:color="auto" w:sz="4"/>
+          <w:left w:val="single" w:color="auto" w:sz="4"/>
+          <w:bottom w:val="single" w:color="auto" w:sz="4"/>
+          <w:right w:val="single" w:color="auto" w:sz="4"/>
+          <w:insideH w:val="single" w:color="auto" w:sz="4"/>
+          <w:insideV w:val="single" w:color="auto" w:sz="4"/>
+        </w:tblBorders>
+      </w:tblPr>
+      <w:tblGrid>
+        <w:gridCol w:w="100"/>
+        <w:gridCol w:w="100"/>
+      </w:tblGrid>
+      <w:tr>
+        <w:tc>
+          <w:tcPr>
+            <w:tcW w:type="pct" w:w="22%"/>
+            <w:tcBorders>
+              <w:top w:val="single" w:color="999999" w:sz="4"/>
+              <w:left w:val="single" w:color="999999" w:sz="4"/>
+              <w:bottom w:val="single" w:color="999999" w:sz="4"/>
+              <w:right w:val="single" w:color="999999" w:sz="4"/>
+            </w:tcBorders>
+            <w:shd w:fill="E8E8E8" w:val="clear"/>
+          </w:tcPr>
+          <w:p>
+            <w:r>
+              <w:rPr>
+                <w:b/>
+              </w:rPr>
+              <w:t>Abbreviation</w:t>
+            </w:r>
+          </w:p>
+        </w:tc>
+        <w:tc>
+          <w:tcPr>
+            <w:tcW w:type="pct" w:w="22%"/>
+            <w:tcBorders>
+              <w:top w:val="single" w:color="999999" w:sz="4"/>
+              <w:left w:val="single" w:color="999999" w:sz="4"/>
+              <w:bottom w:val="single" w:color="999999" w:sz="4"/>
+              <w:right w:val="single" w:color="999999" w:sz="4"/>
+            </w:tcBorders>
+            <w:shd w:fill="E8E8E8" w:val="clear"/>
+          </w:tcPr>
+          <w:p>
+            <w:r>
+              <w:rPr>
+                <w:b/>
+              </w:rPr>
+              <w:t>Meaning</w:t>
+            </w:r>
+          </w:p>
+        </w:tc>
+      </w:tr>
+      <w:tr>
+        <w:tc>
+          <w:tcPr>
+            <w:tcW w:type="pct" w:w="22%"/>
+            <w:tcBorders>
+              <w:top w:val="single" w:color="999999" w:sz="4"/>
+              <w:left w:val="single" w:color="999999" w:sz="4"/>
+              <w:bottom w:val="single" w:color="999999" w:sz="4"/>
+              <w:right w:val="single" w:color="999999" w:sz="4"/>
+            </w:tcBorders>
+            <w:shd w:fill="E8E8E8" w:val="clear"/>
+          </w:tcPr>
+          <w:p>
+            <w:r>
+              <w:rPr>
+                <w:b w:val="0"/>
+              </w:rPr>
+              <w:t>ABDM</w:t>
+            </w:r>
+          </w:p>
+        </w:tc>
+        <w:tc>
+          <w:tcPr>
+            <w:tcW w:type="pct" w:w="22%"/>
+            <w:tcBorders>
+              <w:top w:val="single" w:color="999999" w:sz="4"/>
+              <w:left w:val="single" w:color="999999" w:sz="4"/>
+              <w:bottom w:val="single" w:color="999999" w:sz="4"/>
+              <w:right w:val="single" w:color="999999" w:sz="4"/>
+            </w:tcBorders>
+            <w:shd w:fill="E8E8E8" w:val="clear"/>
+          </w:tcPr>
+          <w:p>
+            <w:r>
+              <w:rPr>
+                <w:b w:val="0"/>
+              </w:rPr>
+              <w:t>Ayushman Bharat Digital Mission</w:t>
+            </w:r>
+          </w:p>
+        </w:tc>
+      </w:tr>
+      <w:tr>
+        <w:tc>
+          <w:tcPr>
+            <w:tcW w:type="pct" w:w="22%"/>
+            <w:tcBorders>
+              <w:top w:val="single" w:color="999999" w:sz="4"/>
+              <w:left w:val="single" w:color="999999" w:sz="4"/>
+              <w:bottom w:val="single" w:color="999999" w:sz="4"/>
+              <w:right w:val="single" w:color="999999" w:sz="4"/>
+            </w:tcBorders>
+            <w:shd w:fill="E8E8E8" w:val="clear"/>
+          </w:tcPr>
+          <w:p>
+            <w:r>
+              <w:rPr>
+                <w:b w:val="0"/>
+              </w:rPr>
+              <w:t>CAPA</w:t>
+            </w:r>
+          </w:p>
+        </w:tc>
+        <w:tc>
+          <w:tcPr>
+            <w:tcW w:type="pct" w:w="22%"/>
+            <w:tcBorders>
+              <w:top w:val="single" w:color="999999" w:sz="4"/>
+              <w:left w:val="single" w:color="999999" w:sz="4"/>
+              <w:bottom w:val="single" w:color="999999" w:sz="4"/>
+              <w:right w:val="single" w:color="999999" w:sz="4"/>
+            </w:tcBorders>
+            <w:shd w:fill="E8E8E8" w:val="clear"/>
+          </w:tcPr>
+          <w:p>
+            <w:r>
+              <w:rPr>
+                <w:b w:val="0"/>
+              </w:rPr>
+              <w:t>corrective and preventive action</w:t>
+            </w:r>
+          </w:p>
+        </w:tc>
+      </w:tr>
+      <w:tr>
+        <w:tc>
+          <w:tcPr>
+            <w:tcW w:type="pct" w:w="22%"/>
+            <w:tcBorders>
+              <w:top w:val="single" w:color="999999" w:sz="4"/>
+              <w:left w:val="single" w:color="999999" w:sz="4"/>
+              <w:bottom w:val="single" w:color="999999" w:sz="4"/>
+              <w:right w:val="single" w:color="999999" w:sz="4"/>
+            </w:tcBorders>
+            <w:shd w:fill="E8E8E8" w:val="clear"/>
+          </w:tcPr>
+          <w:p>
+            <w:r>
+              <w:rPr>
+                <w:b w:val="0"/>
+              </w:rPr>
+              <w:t>EHR</w:t>
+            </w:r>
+          </w:p>
+        </w:tc>
+        <w:tc>
+          <w:tcPr>
+            <w:tcW w:type="pct" w:w="22%"/>
+            <w:tcBorders>
+              <w:top w:val="single" w:color="999999" w:sz="4"/>
+              <w:left w:val="single" w:color="999999" w:sz="4"/>
+              <w:bottom w:val="single" w:color="999999" w:sz="4"/>
+              <w:right w:val="single" w:color="999999" w:sz="4"/>
+            </w:tcBorders>
+            <w:shd w:fill="E8E8E8" w:val="clear"/>
+          </w:tcPr>
+          <w:p>
+            <w:r>
+              <w:rPr>
+                <w:b w:val="0"/>
+              </w:rPr>
+              <w:t>electronic health record</w:t>
+            </w:r>
+          </w:p>
+        </w:tc>
+      </w:tr>
+      <w:tr>
+        <w:tc>
+          <w:tcPr>
+            <w:tcW w:type="pct" w:w="22%"/>
+            <w:tcBorders>
+              <w:top w:val="single" w:color="999999" w:sz="4"/>
+              <w:left w:val="single" w:color="999999" w:sz="4"/>
+              <w:bottom w:val="single" w:color="999999" w:sz="4"/>
+              <w:right w:val="single" w:color="999999" w:sz="4"/>
+            </w:tcBorders>
+            <w:shd w:fill="E8E8E8" w:val="clear"/>
+          </w:tcPr>
+          <w:p>
+            <w:r>
+              <w:rPr>
+                <w:b w:val="0"/>
+              </w:rPr>
+              <w:t>IMS</w:t>
+            </w:r>
+          </w:p>
+        </w:tc>
+        <w:tc>
+          <w:tcPr>
+            <w:tcW w:type="pct" w:w="22%"/>
+            <w:tcBorders>
+              <w:top w:val="single" w:color="999999" w:sz="4"/>
+              <w:left w:val="single" w:color="999999" w:sz="4"/>
+              <w:bottom w:val="single" w:color="999999" w:sz="4"/>
+              <w:right w:val="single" w:color="999999" w:sz="4"/>
+            </w:tcBorders>
+            <w:shd w:fill="E8E8E8" w:val="clear"/>
+          </w:tcPr>
+          <w:p>
+            <w:r>
+              <w:rPr>
+                <w:b w:val="0"/>
+              </w:rPr>
+              <w:t>Information Management System (NABH SHCO chapter 10)</w:t>
+            </w:r>
+          </w:p>
+        </w:tc>
+      </w:tr>
+      <w:tr>
+        <w:tc>
+          <w:tcPr>
+            <w:tcW w:type="pct" w:w="22%"/>
+            <w:tcBorders>
+              <w:top w:val="single" w:color="999999" w:sz="4"/>
+              <w:left w:val="single" w:color="999999" w:sz="4"/>
+              <w:bottom w:val="single" w:color="999999" w:sz="4"/>
+              <w:right w:val="single" w:color="999999" w:sz="4"/>
+            </w:tcBorders>
+            <w:shd w:fill="E8E8E8" w:val="clear"/>
+          </w:tcPr>
+          <w:p>
+            <w:r>
+              <w:rPr>
+                <w:b w:val="0"/>
+              </w:rPr>
+              <w:t>IT</w:t>
+            </w:r>
+          </w:p>
+        </w:tc>
+        <w:tc>
+          <w:tcPr>
+            <w:tcW w:type="pct" w:w="22%"/>
+            <w:tcBorders>
+              <w:top w:val="single" w:color="999999" w:sz="4"/>
+              <w:left w:val="single" w:color="999999" w:sz="4"/>
+              <w:bottom w:val="single" w:color="999999" w:sz="4"/>
+              <w:right w:val="single" w:color="999999" w:sz="4"/>
+            </w:tcBorders>
+            <w:shd w:fill="E8E8E8" w:val="clear"/>
+          </w:tcPr>
+          <w:p>
+            <w:r>
+              <w:rPr>
+                <w:b w:val="0"/>
+              </w:rPr>
+              <w:t>information technology</w:t>
+            </w:r>
+          </w:p>
+        </w:tc>
+      </w:tr>
+      <w:tr>
+        <w:tc>
+          <w:tcPr>
+            <w:tcW w:type="pct" w:w="22%"/>
+            <w:tcBorders>
+              <w:top w:val="single" w:color="999999" w:sz="4"/>
+              <w:left w:val="single" w:color="999999" w:sz="4"/>
+              <w:bottom w:val="single" w:color="999999" w:sz="4"/>
+              <w:right w:val="single" w:color="999999" w:sz="4"/>
+            </w:tcBorders>
+            <w:shd w:fill="E8E8E8" w:val="clear"/>
+          </w:tcPr>
+          <w:p>
+            <w:r>
+              <w:rPr>
+                <w:b w:val="0"/>
+              </w:rPr>
+              <w:t>NABH</w:t>
+            </w:r>
+          </w:p>
+        </w:tc>
+        <w:tc>
+          <w:tcPr>
+            <w:tcW w:type="pct" w:w="22%"/>
+            <w:tcBorders>
+              <w:top w:val="single" w:color="999999" w:sz="4"/>
+              <w:left w:val="single" w:color="999999" w:sz="4"/>
+              <w:bottom w:val="single" w:color="999999" w:sz="4"/>
+              <w:right w:val="single" w:color="999999" w:sz="4"/>
+            </w:tcBorders>
+            <w:shd w:fill="E8E8E8" w:val="clear"/>
+          </w:tcPr>
+          <w:p>
+            <w:r>
+              <w:rPr>
+                <w:b w:val="0"/>
+              </w:rPr>
+              <w:t>National Accreditation Board for Hospitals and Healthcare Providers</w:t>
+            </w:r>
+          </w:p>
+        </w:tc>
+      </w:tr>
+      <w:tr>
+        <w:tc>
+          <w:tcPr>
+            <w:tcW w:type="pct" w:w="22%"/>
+            <w:tcBorders>
+              <w:top w:val="single" w:color="999999" w:sz="4"/>
+              <w:left w:val="single" w:color="999999" w:sz="4"/>
+              <w:bottom w:val="single" w:color="999999" w:sz="4"/>
+              <w:right w:val="single" w:color="999999" w:sz="4"/>
+            </w:tcBorders>
+            <w:shd w:fill="E8E8E8" w:val="clear"/>
+          </w:tcPr>
+          <w:p>
+            <w:r>
+              <w:rPr>
+                <w:b w:val="0"/>
+              </w:rPr>
+              <w:t>OE</w:t>
+            </w:r>
+          </w:p>
+        </w:tc>
+        <w:tc>
+          <w:tcPr>
+            <w:tcW w:type="pct" w:w="22%"/>
+            <w:tcBorders>
+              <w:top w:val="single" w:color="999999" w:sz="4"/>
+              <w:left w:val="single" w:color="999999" w:sz="4"/>
+              <w:bottom w:val="single" w:color="999999" w:sz="4"/>
+              <w:right w:val="single" w:color="999999" w:sz="4"/>
+            </w:tcBorders>
+            <w:shd w:fill="E8E8E8" w:val="clear"/>
+          </w:tcPr>
+          <w:p>
+            <w:r>
+              <w:rPr>
+                <w:b w:val="0"/>
+              </w:rPr>
+              <w:t>objective element</w:t>
+            </w:r>
+          </w:p>
+        </w:tc>
+      </w:tr>
+      <w:tr>
+        <w:tc>
+          <w:tcPr>
+            <w:tcW w:type="pct" w:w="22%"/>
+            <w:tcBorders>
+              <w:top w:val="single" w:color="999999" w:sz="4"/>
+              <w:left w:val="single" w:color="999999" w:sz="4"/>
+              <w:bottom w:val="single" w:color="999999" w:sz="4"/>
+              <w:right w:val="single" w:color="999999" w:sz="4"/>
+            </w:tcBorders>
+            <w:shd w:fill="E8E8E8" w:val="clear"/>
+          </w:tcPr>
+          <w:p>
+            <w:r>
+              <w:rPr>
+                <w:b w:val="0"/>
+              </w:rPr>
+              <w:t>SHCO</w:t>
+            </w:r>
+          </w:p>
+        </w:tc>
+        <w:tc>
+          <w:tcPr>
+            <w:tcW w:type="pct" w:w="22%"/>
+            <w:tcBorders>
+              <w:top w:val="single" w:color="999999" w:sz="4"/>
+              <w:left w:val="single" w:color="999999" w:sz="4"/>
+              <w:bottom w:val="single" w:color="999999" w:sz="4"/>
+              <w:right w:val="single" w:color="999999" w:sz="4"/>
+            </w:tcBorders>
+            <w:shd w:fill="E8E8E8" w:val="clear"/>
+          </w:tcPr>
+          <w:p>
+            <w:r>
+              <w:rPr>
+                <w:b w:val="0"/>
+              </w:rPr>
+              <w:t>Standards for Small Healthcare Organisations</w:t>
+            </w:r>
+          </w:p>
+        </w:tc>
+      </w:tr>
+    </w:tbl>
+    <w:p>
+      <w:pPr>
+        <w:pStyle w:val="Heading1"/>
+        <w:spacing w:after="120" w:before="280"/>
+      </w:pPr>
+      <w:r>
+        <w:t>11. Traceability to NABH SHCO 3rd Edition IMS.1</w:t>
+      </w:r>
+    </w:p>
+    <w:p>
+      <w:pPr>
+        <w:spacing w:after="120"/>
+      </w:pPr>
+      <w:r>
+        <w:rPr>
+          <w:i/>
+          <w:iCs/>
+          <w:sz w:val="20"/>
+          <w:szCs w:val="20"/>
+        </w:rPr>
+        <w:t xml:space="preserve">This table is an index. It is not how the policy is organised.</w:t>
+      </w:r>
+    </w:p>
     <w:tbl>
       <w:tblPr>
         <w:tblW w:type="pct" w:w="100%"/>
@@ -3031,490 +3515,6 @@
         </w:tc>
       </w:tr>
     </w:tbl>
-    <w:p>
-      <w:pPr>
-        <w:pStyle w:val="Heading1"/>
-        <w:spacing w:after="120" w:before="280"/>
-      </w:pPr>
-      <w:r>
-        <w:t>9. Distribution</w:t>
-      </w:r>
-    </w:p>
-    <w:p>
-      <w:pPr>
-        <w:spacing w:after="140"/>
-      </w:pPr>
-      <w:r>
-        <w:rPr>
-          <w:sz w:val="22"/>
-          <w:szCs w:val="22"/>
-        </w:rPr>
-        <w:t xml:space="preserve">Official master copy: office of the Medical Superintendent, «Hospital Name», with the Medical Records Officer and the Quality Coordinator.</w:t>
-      </w:r>
-    </w:p>
-    <w:p>
-      <w:pPr>
-        <w:spacing w:after="140"/>
-      </w:pPr>
-      <w:r>
-        <w:rPr>
-          <w:sz w:val="22"/>
-          <w:szCs w:val="22"/>
-        </w:rPr>
-        <w:t xml:space="preserve">Copies issued to: IT / information-systems in-charge; department heads; quality office.</w:t>
-      </w:r>
-    </w:p>
-    <w:p>
-      <w:pPr>
-        <w:spacing w:after="140"/>
-      </w:pPr>
-      <w:r>
-        <w:rPr>
-          <w:sz w:val="22"/>
-          <w:szCs w:val="22"/>
-        </w:rPr>
-        <w:t xml:space="preserve">The current version is available to all staff at the «records-office policy file» and, if the hospital keeps an intranet, at «staff intranet / policies».</w:t>
-      </w:r>
-    </w:p>
-    <w:p>
-      <w:pPr>
-        <w:spacing w:after="140"/>
-      </w:pPr>
-      <w:r>
-        <w:rPr>
-          <w:sz w:val="22"/>
-          <w:szCs w:val="22"/>
-        </w:rPr>
-        <w:t xml:space="preserve">When a new version is issued, take old copies out of use.</w:t>
-      </w:r>
-    </w:p>
-    <w:p>
-      <w:pPr>
-        <w:pStyle w:val="Heading1"/>
-        <w:spacing w:after="120" w:before="280"/>
-      </w:pPr>
-      <w:r>
-        <w:t>10. Abbreviations</w:t>
-      </w:r>
-    </w:p>
-    <w:tbl>
-      <w:tblPr>
-        <w:tblW w:type="pct" w:w="100%"/>
-        <w:tblBorders>
-          <w:top w:val="single" w:color="auto" w:sz="4"/>
-          <w:left w:val="single" w:color="auto" w:sz="4"/>
-          <w:bottom w:val="single" w:color="auto" w:sz="4"/>
-          <w:right w:val="single" w:color="auto" w:sz="4"/>
-          <w:insideH w:val="single" w:color="auto" w:sz="4"/>
-          <w:insideV w:val="single" w:color="auto" w:sz="4"/>
-        </w:tblBorders>
-      </w:tblPr>
-      <w:tblGrid>
-        <w:gridCol w:w="100"/>
-        <w:gridCol w:w="100"/>
-      </w:tblGrid>
-      <w:tr>
-        <w:tc>
-          <w:tcPr>
-            <w:tcW w:type="pct" w:w="22%"/>
-            <w:tcBorders>
-              <w:top w:val="single" w:color="999999" w:sz="4"/>
-              <w:left w:val="single" w:color="999999" w:sz="4"/>
-              <w:bottom w:val="single" w:color="999999" w:sz="4"/>
-              <w:right w:val="single" w:color="999999" w:sz="4"/>
-            </w:tcBorders>
-            <w:shd w:fill="E8E8E8" w:val="clear"/>
-          </w:tcPr>
-          <w:p>
-            <w:r>
-              <w:rPr>
-                <w:b/>
-              </w:rPr>
-              <w:t>Abbreviation</w:t>
-            </w:r>
-          </w:p>
-        </w:tc>
-        <w:tc>
-          <w:tcPr>
-            <w:tcW w:type="pct" w:w="22%"/>
-            <w:tcBorders>
-              <w:top w:val="single" w:color="999999" w:sz="4"/>
-              <w:left w:val="single" w:color="999999" w:sz="4"/>
-              <w:bottom w:val="single" w:color="999999" w:sz="4"/>
-              <w:right w:val="single" w:color="999999" w:sz="4"/>
-            </w:tcBorders>
-            <w:shd w:fill="E8E8E8" w:val="clear"/>
-          </w:tcPr>
-          <w:p>
-            <w:r>
-              <w:rPr>
-                <w:b/>
-              </w:rPr>
-              <w:t>Meaning</w:t>
-            </w:r>
-          </w:p>
-        </w:tc>
-      </w:tr>
-      <w:tr>
-        <w:tc>
-          <w:tcPr>
-            <w:tcW w:type="pct" w:w="22%"/>
-            <w:tcBorders>
-              <w:top w:val="single" w:color="999999" w:sz="4"/>
-              <w:left w:val="single" w:color="999999" w:sz="4"/>
-              <w:bottom w:val="single" w:color="999999" w:sz="4"/>
-              <w:right w:val="single" w:color="999999" w:sz="4"/>
-            </w:tcBorders>
-            <w:shd w:fill="E8E8E8" w:val="clear"/>
-          </w:tcPr>
-          <w:p>
-            <w:r>
-              <w:rPr>
-                <w:b w:val="0"/>
-              </w:rPr>
-              <w:t>ABDM</w:t>
-            </w:r>
-          </w:p>
-        </w:tc>
-        <w:tc>
-          <w:tcPr>
-            <w:tcW w:type="pct" w:w="22%"/>
-            <w:tcBorders>
-              <w:top w:val="single" w:color="999999" w:sz="4"/>
-              <w:left w:val="single" w:color="999999" w:sz="4"/>
-              <w:bottom w:val="single" w:color="999999" w:sz="4"/>
-              <w:right w:val="single" w:color="999999" w:sz="4"/>
-            </w:tcBorders>
-            <w:shd w:fill="E8E8E8" w:val="clear"/>
-          </w:tcPr>
-          <w:p>
-            <w:r>
-              <w:rPr>
-                <w:b w:val="0"/>
-              </w:rPr>
-              <w:t>Ayushman Bharat Digital Mission</w:t>
-            </w:r>
-          </w:p>
-        </w:tc>
-      </w:tr>
-      <w:tr>
-        <w:tc>
-          <w:tcPr>
-            <w:tcW w:type="pct" w:w="22%"/>
-            <w:tcBorders>
-              <w:top w:val="single" w:color="999999" w:sz="4"/>
-              <w:left w:val="single" w:color="999999" w:sz="4"/>
-              <w:bottom w:val="single" w:color="999999" w:sz="4"/>
-              <w:right w:val="single" w:color="999999" w:sz="4"/>
-            </w:tcBorders>
-            <w:shd w:fill="E8E8E8" w:val="clear"/>
-          </w:tcPr>
-          <w:p>
-            <w:r>
-              <w:rPr>
-                <w:b w:val="0"/>
-              </w:rPr>
-              <w:t>CAPA</w:t>
-            </w:r>
-          </w:p>
-        </w:tc>
-        <w:tc>
-          <w:tcPr>
-            <w:tcW w:type="pct" w:w="22%"/>
-            <w:tcBorders>
-              <w:top w:val="single" w:color="999999" w:sz="4"/>
-              <w:left w:val="single" w:color="999999" w:sz="4"/>
-              <w:bottom w:val="single" w:color="999999" w:sz="4"/>
-              <w:right w:val="single" w:color="999999" w:sz="4"/>
-            </w:tcBorders>
-            <w:shd w:fill="E8E8E8" w:val="clear"/>
-          </w:tcPr>
-          <w:p>
-            <w:r>
-              <w:rPr>
-                <w:b w:val="0"/>
-              </w:rPr>
-              <w:t>corrective and preventive action</w:t>
-            </w:r>
-          </w:p>
-        </w:tc>
-      </w:tr>
-      <w:tr>
-        <w:tc>
-          <w:tcPr>
-            <w:tcW w:type="pct" w:w="22%"/>
-            <w:tcBorders>
-              <w:top w:val="single" w:color="999999" w:sz="4"/>
-              <w:left w:val="single" w:color="999999" w:sz="4"/>
-              <w:bottom w:val="single" w:color="999999" w:sz="4"/>
-              <w:right w:val="single" w:color="999999" w:sz="4"/>
-            </w:tcBorders>
-            <w:shd w:fill="E8E8E8" w:val="clear"/>
-          </w:tcPr>
-          <w:p>
-            <w:r>
-              <w:rPr>
-                <w:b w:val="0"/>
-              </w:rPr>
-              <w:t>EHR</w:t>
-            </w:r>
-          </w:p>
-        </w:tc>
-        <w:tc>
-          <w:tcPr>
-            <w:tcW w:type="pct" w:w="22%"/>
-            <w:tcBorders>
-              <w:top w:val="single" w:color="999999" w:sz="4"/>
-              <w:left w:val="single" w:color="999999" w:sz="4"/>
-              <w:bottom w:val="single" w:color="999999" w:sz="4"/>
-              <w:right w:val="single" w:color="999999" w:sz="4"/>
-            </w:tcBorders>
-            <w:shd w:fill="E8E8E8" w:val="clear"/>
-          </w:tcPr>
-          <w:p>
-            <w:r>
-              <w:rPr>
-                <w:b w:val="0"/>
-              </w:rPr>
-              <w:t>electronic health record</w:t>
-            </w:r>
-          </w:p>
-        </w:tc>
-      </w:tr>
-      <w:tr>
-        <w:tc>
-          <w:tcPr>
-            <w:tcW w:type="pct" w:w="22%"/>
-            <w:tcBorders>
-              <w:top w:val="single" w:color="999999" w:sz="4"/>
-              <w:left w:val="single" w:color="999999" w:sz="4"/>
-              <w:bottom w:val="single" w:color="999999" w:sz="4"/>
-              <w:right w:val="single" w:color="999999" w:sz="4"/>
-            </w:tcBorders>
-            <w:shd w:fill="E8E8E8" w:val="clear"/>
-          </w:tcPr>
-          <w:p>
-            <w:r>
-              <w:rPr>
-                <w:b w:val="0"/>
-              </w:rPr>
-              <w:t>IMS</w:t>
-            </w:r>
-          </w:p>
-        </w:tc>
-        <w:tc>
-          <w:tcPr>
-            <w:tcW w:type="pct" w:w="22%"/>
-            <w:tcBorders>
-              <w:top w:val="single" w:color="999999" w:sz="4"/>
-              <w:left w:val="single" w:color="999999" w:sz="4"/>
-              <w:bottom w:val="single" w:color="999999" w:sz="4"/>
-              <w:right w:val="single" w:color="999999" w:sz="4"/>
-            </w:tcBorders>
-            <w:shd w:fill="E8E8E8" w:val="clear"/>
-          </w:tcPr>
-          <w:p>
-            <w:r>
-              <w:rPr>
-                <w:b w:val="0"/>
-              </w:rPr>
-              <w:t>Information Management System (NABH SHCO chapter 10)</w:t>
-            </w:r>
-          </w:p>
-        </w:tc>
-      </w:tr>
-      <w:tr>
-        <w:tc>
-          <w:tcPr>
-            <w:tcW w:type="pct" w:w="22%"/>
-            <w:tcBorders>
-              <w:top w:val="single" w:color="999999" w:sz="4"/>
-              <w:left w:val="single" w:color="999999" w:sz="4"/>
-              <w:bottom w:val="single" w:color="999999" w:sz="4"/>
-              <w:right w:val="single" w:color="999999" w:sz="4"/>
-            </w:tcBorders>
-            <w:shd w:fill="E8E8E8" w:val="clear"/>
-          </w:tcPr>
-          <w:p>
-            <w:r>
-              <w:rPr>
-                <w:b w:val="0"/>
-              </w:rPr>
-              <w:t>IT</w:t>
-            </w:r>
-          </w:p>
-        </w:tc>
-        <w:tc>
-          <w:tcPr>
-            <w:tcW w:type="pct" w:w="22%"/>
-            <w:tcBorders>
-              <w:top w:val="single" w:color="999999" w:sz="4"/>
-              <w:left w:val="single" w:color="999999" w:sz="4"/>
-              <w:bottom w:val="single" w:color="999999" w:sz="4"/>
-              <w:right w:val="single" w:color="999999" w:sz="4"/>
-            </w:tcBorders>
-            <w:shd w:fill="E8E8E8" w:val="clear"/>
-          </w:tcPr>
-          <w:p>
-            <w:r>
-              <w:rPr>
-                <w:b w:val="0"/>
-              </w:rPr>
-              <w:t>information technology</w:t>
-            </w:r>
-          </w:p>
-        </w:tc>
-      </w:tr>
-      <w:tr>
-        <w:tc>
-          <w:tcPr>
-            <w:tcW w:type="pct" w:w="22%"/>
-            <w:tcBorders>
-              <w:top w:val="single" w:color="999999" w:sz="4"/>
-              <w:left w:val="single" w:color="999999" w:sz="4"/>
-              <w:bottom w:val="single" w:color="999999" w:sz="4"/>
-              <w:right w:val="single" w:color="999999" w:sz="4"/>
-            </w:tcBorders>
-            <w:shd w:fill="E8E8E8" w:val="clear"/>
-          </w:tcPr>
-          <w:p>
-            <w:r>
-              <w:rPr>
-                <w:b w:val="0"/>
-              </w:rPr>
-              <w:t>NABH</w:t>
-            </w:r>
-          </w:p>
-        </w:tc>
-        <w:tc>
-          <w:tcPr>
-            <w:tcW w:type="pct" w:w="22%"/>
-            <w:tcBorders>
-              <w:top w:val="single" w:color="999999" w:sz="4"/>
-              <w:left w:val="single" w:color="999999" w:sz="4"/>
-              <w:bottom w:val="single" w:color="999999" w:sz="4"/>
-              <w:right w:val="single" w:color="999999" w:sz="4"/>
-            </w:tcBorders>
-            <w:shd w:fill="E8E8E8" w:val="clear"/>
-          </w:tcPr>
-          <w:p>
-            <w:r>
-              <w:rPr>
-                <w:b w:val="0"/>
-              </w:rPr>
-              <w:t>National Accreditation Board for Hospitals and Healthcare Providers</w:t>
-            </w:r>
-          </w:p>
-        </w:tc>
-      </w:tr>
-      <w:tr>
-        <w:tc>
-          <w:tcPr>
-            <w:tcW w:type="pct" w:w="22%"/>
-            <w:tcBorders>
-              <w:top w:val="single" w:color="999999" w:sz="4"/>
-              <w:left w:val="single" w:color="999999" w:sz="4"/>
-              <w:bottom w:val="single" w:color="999999" w:sz="4"/>
-              <w:right w:val="single" w:color="999999" w:sz="4"/>
-            </w:tcBorders>
-            <w:shd w:fill="E8E8E8" w:val="clear"/>
-          </w:tcPr>
-          <w:p>
-            <w:r>
-              <w:rPr>
-                <w:b w:val="0"/>
-              </w:rPr>
-              <w:t>OE</w:t>
-            </w:r>
-          </w:p>
-        </w:tc>
-        <w:tc>
-          <w:tcPr>
-            <w:tcW w:type="pct" w:w="22%"/>
-            <w:tcBorders>
-              <w:top w:val="single" w:color="999999" w:sz="4"/>
-              <w:left w:val="single" w:color="999999" w:sz="4"/>
-              <w:bottom w:val="single" w:color="999999" w:sz="4"/>
-              <w:right w:val="single" w:color="999999" w:sz="4"/>
-            </w:tcBorders>
-            <w:shd w:fill="E8E8E8" w:val="clear"/>
-          </w:tcPr>
-          <w:p>
-            <w:r>
-              <w:rPr>
-                <w:b w:val="0"/>
-              </w:rPr>
-              <w:t>objective element</w:t>
-            </w:r>
-          </w:p>
-        </w:tc>
-      </w:tr>
-      <w:tr>
-        <w:tc>
-          <w:tcPr>
-            <w:tcW w:type="pct" w:w="22%"/>
-            <w:tcBorders>
-              <w:top w:val="single" w:color="999999" w:sz="4"/>
-              <w:left w:val="single" w:color="999999" w:sz="4"/>
-              <w:bottom w:val="single" w:color="999999" w:sz="4"/>
-              <w:right w:val="single" w:color="999999" w:sz="4"/>
-            </w:tcBorders>
-            <w:shd w:fill="E8E8E8" w:val="clear"/>
-          </w:tcPr>
-          <w:p>
-            <w:r>
-              <w:rPr>
-                <w:b w:val="0"/>
-              </w:rPr>
-              <w:t>SHCO</w:t>
-            </w:r>
-          </w:p>
-        </w:tc>
-        <w:tc>
-          <w:tcPr>
-            <w:tcW w:type="pct" w:w="22%"/>
-            <w:tcBorders>
-              <w:top w:val="single" w:color="999999" w:sz="4"/>
-              <w:left w:val="single" w:color="999999" w:sz="4"/>
-              <w:bottom w:val="single" w:color="999999" w:sz="4"/>
-              <w:right w:val="single" w:color="999999" w:sz="4"/>
-            </w:tcBorders>
-            <w:shd w:fill="E8E8E8" w:val="clear"/>
-          </w:tcPr>
-          <w:p>
-            <w:r>
-              <w:rPr>
-                <w:b w:val="0"/>
-              </w:rPr>
-              <w:t>Standards for Small Healthcare Organisations</w:t>
-            </w:r>
-          </w:p>
-        </w:tc>
-      </w:tr>
-    </w:tbl>
-    <w:p>
-      <w:pPr>
-        <w:pStyle w:val="Heading1"/>
-        <w:spacing w:after="120" w:before="280"/>
-      </w:pPr>
-      <w:r>
-        <w:t>11. Traceability to NABH SHCO 3rd Edition IMS.1</w:t>
-      </w:r>
-    </w:p>
-    <w:p>
-      <w:pPr>
-        <w:spacing w:after="120"/>
-      </w:pPr>
-      <w:r>
-        <w:rPr>
-          <w:i/>
-          <w:iCs/>
-          <w:sz w:val="20"/>
-          <w:szCs w:val="20"/>
-        </w:rPr>
-        <w:t xml:space="preserve">This table is an index. It is not how the policy is organised.</w:t>
-      </w:r>
-    </w:p>
     <w:p>
       <w:pPr>
         <w:pStyle w:val="Heading1"/>

--- a/policies/build/masters/IMS.1_v2_master.docx
+++ b/policies/build/masters/IMS.1_v2_master.docx
@@ -670,18 +670,6 @@
     </w:p>
     <w:p>
       <w:pPr>
-        <w:spacing w:after="140"/>
-      </w:pPr>
-      <w:r>
-        <w:rPr>
-          <w:sz w:val="22"/>
-          <w:szCs w:val="22"/>
-        </w:rPr>
-        <w:t xml:space="preserve">IMS.1 owns the information-needs system and the data-capture/analysis method. IMS.2 owns the medical record itself. IMS.4 owns confidentiality, integrity and security. IMS.5 owns document control and retention.</w:t>
-      </w:r>
-    </w:p>
-    <w:p>
-      <w:pPr>
         <w:pStyle w:val="Heading1"/>
         <w:spacing w:after="120" w:before="280"/>
       </w:pPr>
@@ -699,18 +687,6 @@
           <w:szCs w:val="22"/>
         </w:rPr>
         <w:t xml:space="preserve">This policy applies to the «Medical Records Officer» (or the person carrying that role), the «IT / information-systems in-charge», the Medical Superintendent, the Quality Coordinator, and staff who collect or use organisational information at «Hospital Name».</w:t>
-      </w:r>
-    </w:p>
-    <w:p>
-      <w:pPr>
-        <w:spacing w:after="140"/>
-      </w:pPr>
-      <w:r>
-        <w:rPr>
-          <w:sz w:val="22"/>
-          <w:szCs w:val="22"/>
-        </w:rPr>
-        <w:t xml:space="preserve">It covers the five elements IMS.1.a–e. It does not cover medical-record contents (IMS.2), continuity entries (IMS.3), confidentiality/security mechanics (IMS.4), retention and destruction (IMS.5), or medical-record review (IMS.6).</w:t>
       </w:r>
     </w:p>
     <w:p>
@@ -977,7 +953,7 @@
           <w:sz w:val="22"/>
           <w:szCs w:val="22"/>
         </w:rPr>
-        <w:t xml:space="preserve">IMS.1.a is asterisked: the register is a documented method, not a remembered list.</w:t>
+        <w:t>This element is asterisked: the register is a documented method, not a remembered list.</w:t>
       </w:r>
     </w:p>
     <w:p>
@@ -1079,19 +1055,19 @@
           <w:sz w:val="22"/>
           <w:szCs w:val="22"/>
         </w:rPr>
-        <w:t xml:space="preserve">Storage media, whether paper or electronic, are labelled and indexed so that a named record can be found without searching the whole store. IMS.5 owns retention periods and document control; this step owns that stored data can be retrieved to meet a current need.</w:t>
-      </w:r>
-    </w:p>
-    <w:p>
-      <w:pPr>
-        <w:spacing w:after="140"/>
-      </w:pPr>
-      <w:r>
-        <w:rPr>
-          <w:sz w:val="22"/>
-          <w:szCs w:val="22"/>
-        </w:rPr>
-        <w:t xml:space="preserve">IMS.1.c is asterisked: storage without retrievability fails the OE.</w:t>
+        <w:t>Storage media, whether paper or electronic, are labelled and indexed so that a named record can be found without searching the whole store.</w:t>
+      </w:r>
+    </w:p>
+    <w:p>
+      <w:pPr>
+        <w:spacing w:after="140"/>
+      </w:pPr>
+      <w:r>
+        <w:rPr>
+          <w:sz w:val="22"/>
+          <w:szCs w:val="22"/>
+        </w:rPr>
+        <w:t>This element is asterisked: storage without retrievability fails the OE.</w:t>
       </w:r>
     </w:p>
     <w:p>
@@ -1148,7 +1124,7 @@
           <w:sz w:val="22"/>
           <w:szCs w:val="22"/>
         </w:rPr>
-        <w:t xml:space="preserve">IMS.4 owns the disclosure gate for privileged health information. A contribution that includes patient-identifiable data also meets IMS.4.d (patient authorisation and/or as required by law).</w:t>
+        <w:t>A contribution that includes patient-identifiable data also meets the confidentiality policy's disclosure requirement (patient authorisation and/or as required by law).</w:t>
       </w:r>
     </w:p>
     <w:p>
@@ -1205,7 +1181,7 @@
           <w:sz w:val="22"/>
           <w:szCs w:val="22"/>
         </w:rPr>
-        <w:t xml:space="preserve">PSQ.2 owns the key-indicator set. This step owns that collection is standardised so analysis is possible. Indicator choice stays with PSQ.</w:t>
+        <w:t>This step covers standardising collection so analysis is possible. Indicator choice is handled under the quality-improvement policy.</w:t>
       </w:r>
     </w:p>
     <w:p>

--- a/policies/build/masters/IMS.1_v2_master.docx
+++ b/policies/build/masters/IMS.1_v2_master.docx
@@ -3854,8 +3854,23 @@
           <w:sz w:val="22"/>
           <w:szCs w:val="22"/>
         </w:rPr>
-        <w:t xml:space="preserve">National Accreditation Board for Hospitals and Healthcare Providers (NABH), Standards for Small Healthcare Organisations, 3rd Edition — Information Management System chapter, standard IMS.1.</w:t>
-      </w:r>
+      </w:r>
+      <w:r>
+        <w:rPr>
+          <w:sz w:val="22"/>
+        </w:rPr>
+        <w:t xml:space="preserve">National Accreditation Board for Hospitals &amp; Healthcare Providers. (2022). Standards for small healthcare organisations (3rd ed.) — Information Management System chapter, standard IMS.1. </w:t>
+      </w:r>
+      <w:hyperlink r:id="rId9">
+        <w:r>
+          <w:rPr>
+            <w:rStyle w:val="Hyperlink"/>
+            <w:sz w:val="22"/>
+            <w:szCs w:val="22"/>
+          </w:rPr>
+          <w:t>https://nabh.co/programmes/small-healthcare-organisation-shco-accreditation-programme/</w:t>
+        </w:r>
+      </w:hyperlink>
     </w:p>
     <w:p>
       <w:pPr>
